--- a/Ausgabe/Klasse_10.docx
+++ b/Ausgabe/Klasse_10.docx
@@ -1045,7 +1045,7 @@
       <w:rPr>
         <w:sz w:val="16"/>
       </w:rPr>
-      <w:t>Unterrichtsmaterial Oberschule Sachsen · Version v0.4.0-319-gc4b6538-dirty · Build 16.08.2026</w:t>
+      <w:t>Unterrichtsmaterial Oberschule Sachsen · Version v0.4.0-322-g516fad1-dirty · Build 17.08.2026</w:t>
     </w:r>
   </w:p>
 </w:ftr>

--- a/Ausgabe/Klasse_10.docx
+++ b/Ausgabe/Klasse_10.docx
@@ -1045,7 +1045,7 @@
       <w:rPr>
         <w:sz w:val="16"/>
       </w:rPr>
-      <w:t>Unterrichtsmaterial Oberschule Sachsen · Version v0.4.0-322-g516fad1-dirty · Build 17.08.2026</w:t>
+      <w:t>Unterrichtsmaterial Oberschule Sachsen · Version v0.4.0-327-g8416f81-dirty · Build 17.08.2026</w:t>
     </w:r>
   </w:p>
 </w:ftr>

--- a/Ausgabe/Klasse_10.docx
+++ b/Ausgabe/Klasse_10.docx
@@ -1045,7 +1045,7 @@
       <w:rPr>
         <w:sz w:val="16"/>
       </w:rPr>
-      <w:t>Unterrichtsmaterial Oberschule Sachsen · Version v0.4.0-327-g8416f81-dirty · Build 17.08.2026</w:t>
+      <w:t>Unterrichtsmaterial Oberschule Sachsen · Version v0.4.0-333-gbccbada-dirty · Build 17.08.2026</w:t>
     </w:r>
   </w:p>
 </w:ftr>

--- a/Ausgabe/Klasse_10.docx
+++ b/Ausgabe/Klasse_10.docx
@@ -1045,7 +1045,7 @@
       <w:rPr>
         <w:sz w:val="16"/>
       </w:rPr>
-      <w:t>Unterrichtsmaterial Oberschule Sachsen · Version v0.4.0-333-gbccbada-dirty · Build 17.08.2026</w:t>
+      <w:t>Unterrichtsmaterial Oberschule Sachsen · Version v0.4.0-341-g0b15cca-dirty · Build 17.08.2026</w:t>
     </w:r>
   </w:p>
 </w:ftr>

--- a/Ausgabe/Klasse_10.docx
+++ b/Ausgabe/Klasse_10.docx
@@ -1045,7 +1045,7 @@
       <w:rPr>
         <w:sz w:val="16"/>
       </w:rPr>
-      <w:t>Unterrichtsmaterial Oberschule Sachsen · Version v0.4.0-341-g0b15cca-dirty · Build 17.08.2026</w:t>
+      <w:t>Unterrichtsmaterial Oberschule Sachsen · Version v0.4.0-356-g3db0967-dirty · Build 17.08.2026</w:t>
     </w:r>
   </w:p>
 </w:ftr>

--- a/Ausgabe/Klasse_10.docx
+++ b/Ausgabe/Klasse_10.docx
@@ -1045,7 +1045,7 @@
       <w:rPr>
         <w:sz w:val="16"/>
       </w:rPr>
-      <w:t>Unterrichtsmaterial Oberschule Sachsen · Version v0.4.0-356-g3db0967-dirty · Build 17.08.2026</w:t>
+      <w:t>Unterrichtsmaterial Oberschule Sachsen · Version v0.4.0-376-gf442749-dirty · Build 17.08.2026</w:t>
     </w:r>
   </w:p>
 </w:ftr>

--- a/Ausgabe/Klasse_10.docx
+++ b/Ausgabe/Klasse_10.docx
@@ -1045,7 +1045,7 @@
       <w:rPr>
         <w:sz w:val="16"/>
       </w:rPr>
-      <w:t>Unterrichtsmaterial Oberschule Sachsen · Version v0.4.0-356-g3db0967-dirty · Build 17.08.2026</w:t>
+      <w:t>Unterrichtsmaterial Oberschule Sachsen · Version v0.4.0-376-g6ba679b-dirty · Build 17.08.2026</w:t>
     </w:r>
   </w:p>
 </w:ftr>

--- a/Ausgabe/Klasse_10.docx
+++ b/Ausgabe/Klasse_10.docx
@@ -1045,7 +1045,7 @@
       <w:rPr>
         <w:sz w:val="16"/>
       </w:rPr>
-      <w:t>Unterrichtsmaterial Oberschule Sachsen · Version v0.4.0-356-g3db0967-dirty · Build 17.08.2026</w:t>
+      <w:t>Unterrichtsmaterial Oberschule Sachsen · Version v0.4.0-378-g61c0f2a-dirty · Build 17.08.2026</w:t>
     </w:r>
   </w:p>
 </w:ftr>

--- a/Ausgabe/Klasse_10.docx
+++ b/Ausgabe/Klasse_10.docx
@@ -1045,7 +1045,7 @@
       <w:rPr>
         <w:sz w:val="16"/>
       </w:rPr>
-      <w:t>Unterrichtsmaterial Oberschule Sachsen · Version v0.4.0-356-g3db0967-dirty · Build 17.08.2026</w:t>
+      <w:t>Unterrichtsmaterial Oberschule Sachsen · Version v0.4.0-367-gb55ec7c-dirty · Build 17.08.2026</w:t>
     </w:r>
   </w:p>
 </w:ftr>

--- a/Ausgabe/Klasse_10.docx
+++ b/Ausgabe/Klasse_10.docx
@@ -1045,7 +1045,7 @@
       <w:rPr>
         <w:sz w:val="16"/>
       </w:rPr>
-      <w:t>Unterrichtsmaterial Oberschule Sachsen · Version v0.4.0-376-gf442749-dirty · Build 17.08.2026</w:t>
+      <w:t>Unterrichtsmaterial Oberschule Sachsen · Version v0.4.0-410-g8744ce6-dirty · Build 17.08.2026</w:t>
     </w:r>
   </w:p>
 </w:ftr>

--- a/Ausgabe/Klasse_10.docx
+++ b/Ausgabe/Klasse_10.docx
@@ -1045,7 +1045,7 @@
       <w:rPr>
         <w:sz w:val="16"/>
       </w:rPr>
-      <w:t>Unterrichtsmaterial Oberschule Sachsen · Version v0.4.0-410-g8744ce6-dirty · Build 17.08.2026</w:t>
+      <w:t>Unterrichtsmaterial Oberschule Sachsen · Version v0.4.0-444-gad95bb4-dirty · Build 18.08.2026</w:t>
     </w:r>
   </w:p>
 </w:ftr>

--- a/Ausgabe/Klasse_10.docx
+++ b/Ausgabe/Klasse_10.docx
@@ -1045,7 +1045,7 @@
       <w:rPr>
         <w:sz w:val="16"/>
       </w:rPr>
-      <w:t>Unterrichtsmaterial Oberschule Sachsen · Version v0.4.0-444-gad95bb4-dirty · Build 18.08.2026</w:t>
+      <w:t>Unterrichtsmaterial Oberschule Sachsen · Version v0.4.0-459-gb11fd20-dirty · Build 18.08.2026</w:t>
     </w:r>
   </w:p>
 </w:ftr>

--- a/Ausgabe/Klasse_10.docx
+++ b/Ausgabe/Klasse_10.docx
@@ -1045,7 +1045,7 @@
       <w:rPr>
         <w:sz w:val="16"/>
       </w:rPr>
-      <w:t>Unterrichtsmaterial Oberschule Sachsen · Version v0.4.0-459-gb11fd20-dirty · Build 18.08.2026</w:t>
+      <w:t>Unterrichtsmaterial Oberschule Sachsen · Version v0.4.0-444-gad95bb4-dirty · Build 18.08.2026</w:t>
     </w:r>
   </w:p>
 </w:ftr>

--- a/Ausgabe/Klasse_10.docx
+++ b/Ausgabe/Klasse_10.docx
@@ -1045,7 +1045,7 @@
       <w:rPr>
         <w:sz w:val="16"/>
       </w:rPr>
-      <w:t>Unterrichtsmaterial Oberschule Sachsen · Version v0.4.0-444-gad95bb4-dirty · Build 18.08.2026</w:t>
+      <w:t>Unterrichtsmaterial Oberschule Sachsen · Version v0.4.0-489-gf58e499-dirty · Build 18.08.2026</w:t>
     </w:r>
   </w:p>
 </w:ftr>

--- a/Ausgabe/Klasse_10.docx
+++ b/Ausgabe/Klasse_10.docx
@@ -1045,7 +1045,7 @@
       <w:rPr>
         <w:sz w:val="16"/>
       </w:rPr>
-      <w:t>Unterrichtsmaterial Oberschule Sachsen · Version v0.4.0-444-gad95bb4-dirty · Build 18.08.2026</w:t>
+      <w:t>Unterrichtsmaterial Oberschule Sachsen · Version v0.4.0-490-g2532335-dirty · Build 18.08.2026</w:t>
     </w:r>
   </w:p>
 </w:ftr>

--- a/Ausgabe/Klasse_10.docx
+++ b/Ausgabe/Klasse_10.docx
@@ -49,7 +49,7 @@
         <w:br w:type="page"/>
       </w:r>
     </w:p>
-    <w:bookmarkStart w:id="27" w:name="informatik-klasse-10"/>
+    <w:bookmarkStart w:id="31" w:name="informatik-klasse-10"/>
     <w:p>
       <w:pPr>
         <w:pStyle w:val="Heading1"/>
@@ -364,13 +364,22 @@
     </w:p>
     <w:bookmarkEnd w:id="23"/>
     <w:bookmarkEnd w:id="24"/>
-    <w:bookmarkStart w:id="25" w:name="leistungsbewertung"/>
+    <w:bookmarkStart w:id="28" w:name="wahlbereiche"/>
     <w:p>
       <w:pPr>
         <w:pStyle w:val="Heading2"/>
       </w:pPr>
       <w:r>
-        <w:t xml:space="preserve">Leistungsbewertung</w:t>
+        <w:t xml:space="preserve">Wahlbereiche</w:t>
+      </w:r>
+    </w:p>
+    <w:bookmarkStart w:id="25" w:name="X1f3d8925ac3e148ad8bf337ce4e3a4ebd8c9845"/>
+    <w:p>
+      <w:pPr>
+        <w:pStyle w:val="Heading3"/>
+      </w:pPr>
+      <w:r>
+        <w:t xml:space="preserve">03 – Sicherheit in der Informationsverarbeitung</w:t>
       </w:r>
     </w:p>
     <w:p>
@@ -378,23 +387,87 @@
         <w:pStyle w:val="FirstParagraph"/>
       </w:pPr>
       <w:r>
-        <w:t xml:space="preserve">Wie in den anderen Klassenstufen werden schriftliche Leistungskontrollen bereitgestellt. Projekt- und Übungsphasen können zusätzlich diagnostisch genutzt werden.</w:t>
+        <w:t xml:space="preserve">Digitaler Fußabdruck, Datensammlungen, Cookies/Tracking, Berechtigungen, Datensparsamkeit und Kontoschutz.</w:t>
       </w:r>
     </w:p>
     <w:bookmarkEnd w:id="25"/>
-    <w:bookmarkStart w:id="26" w:name="werkteilstruktur"/>
+    <w:bookmarkStart w:id="26" w:name="mobile-endgeräte"/>
     <w:p>
       <w:pPr>
-        <w:pStyle w:val="Heading2"/>
-      </w:pPr>
-      <w:r>
-        <w:t xml:space="preserve">Werkteilstruktur</w:t>
+        <w:pStyle w:val="Heading3"/>
+      </w:pPr>
+      <w:r>
+        <w:t xml:space="preserve">04 – Mobile Endgeräte</w:t>
       </w:r>
     </w:p>
     <w:p>
       <w:pPr>
+        <w:pStyle w:val="FirstParagraph"/>
+      </w:pPr>
+      <w:r>
+        <w:t xml:space="preserve">Mobile Bezahldienste: Beteiligte, Datenfluss, Authentisierung, Autorisierung, Schutzmechanismen, Verlustszenario und begründete Sicherheitsbewertung.</w:t>
+      </w:r>
+    </w:p>
+    <w:bookmarkEnd w:id="26"/>
+    <w:bookmarkStart w:id="27" w:name="computergrafik"/>
+    <w:p>
+      <w:pPr>
+        <w:pStyle w:val="Heading3"/>
+      </w:pPr>
+      <w:r>
+        <w:t xml:space="preserve">05 – Computergrafik</w:t>
+      </w:r>
+    </w:p>
+    <w:p>
+      <w:pPr>
+        <w:pStyle w:val="FirstParagraph"/>
+      </w:pPr>
+      <w:r>
+        <w:t xml:space="preserve">Historische Entwicklung, Auflösung, Farbtiefe, Bildrate, Rohdatenmengen, Rechenleistung, Speicher, Kompression und Streaming.</w:t>
+      </w:r>
+    </w:p>
+    <w:bookmarkEnd w:id="27"/>
+    <w:bookmarkEnd w:id="28"/>
+    <w:bookmarkStart w:id="29" w:name="leistungsbewertung"/>
+    <w:p>
+      <w:pPr>
+        <w:pStyle w:val="Heading2"/>
+      </w:pPr>
+      <w:r>
+        <w:t xml:space="preserve">Leistungsbewertung</w:t>
+      </w:r>
+    </w:p>
+    <w:p>
+      <w:pPr>
+        <w:pStyle w:val="FirstParagraph"/>
+      </w:pPr>
+      <w:r>
+        <w:t xml:space="preserve">Wie in den anderen Klassenstufen werden schriftliche Leistungskontrollen für die verbindlichen Lernbereiche bereitgestellt. Projekt- und Übungsphasen können zusätzlich diagnostisch genutzt werden. Wahlbereiche benötigen nicht zwingend eigene schriftliche Lernkontrollen.</w:t>
+      </w:r>
+    </w:p>
+    <w:bookmarkEnd w:id="29"/>
+    <w:bookmarkStart w:id="30" w:name="werkteilstruktur"/>
+    <w:p>
+      <w:pPr>
+        <w:pStyle w:val="Heading2"/>
+      </w:pPr>
+      <w:r>
+        <w:t xml:space="preserve">Werkteilstruktur</w:t>
+      </w:r>
+    </w:p>
+    <w:p>
+      <w:pPr>
         <w:pStyle w:val="SourceCode"/>
       </w:pPr>
+      <w:r>
+        <w:rPr>
+          <w:rStyle w:val="VerbatimChar"/>
+        </w:rPr>
+        <w:t xml:space="preserve">00_Organisation/</w:t>
+      </w:r>
+      <w:r>
+        <w:br/>
+      </w:r>
       <w:r>
         <w:rPr>
           <w:rStyle w:val="VerbatimChar"/>
@@ -426,7 +499,16 @@
         <w:rPr>
           <w:rStyle w:val="VerbatimChar"/>
         </w:rPr>
-        <w:t xml:space="preserve">00_Organisation/</w:t>
+        <w:t xml:space="preserve">04_Wahlbereich_Mobile_Endgeraete/</w:t>
+      </w:r>
+      <w:r>
+        <w:br/>
+      </w:r>
+      <w:r>
+        <w:rPr>
+          <w:rStyle w:val="VerbatimChar"/>
+        </w:rPr>
+        <w:t xml:space="preserve">05_Wahlbereich_Computergrafik/</w:t>
       </w:r>
     </w:p>
     <w:p>
@@ -434,7 +516,7 @@
         <w:pStyle w:val="FirstParagraph"/>
       </w:pPr>
       <w:r>
-        <w:t xml:space="preserve">Vollständige Lernbereiche verwenden nach Möglichkeit:</w:t>
+        <w:t xml:space="preserve">Vollständig ausgearbeitete Unterrichtsbereiche verwenden je nach Bedarf:</w:t>
       </w:r>
     </w:p>
     <w:p>
@@ -490,6 +572,15 @@
         <w:rPr>
           <w:rStyle w:val="VerbatimChar"/>
         </w:rPr>
+        <w:t xml:space="preserve">    md/</w:t>
+      </w:r>
+      <w:r>
+        <w:br/>
+      </w:r>
+      <w:r>
+        <w:rPr>
+          <w:rStyle w:val="VerbatimChar"/>
+        </w:rPr>
         <w:t xml:space="preserve">06_Dateien/</w:t>
       </w:r>
       <w:r>
@@ -521,31 +612,63 @@
       </w:r>
     </w:p>
     <w:p>
-      <w:r>
-        <w:br w:type="page"/>
-      </w:r>
-    </w:p>
-    <w:bookmarkEnd w:id="26"/>
-    <w:bookmarkEnd w:id="27"/>
-    <w:bookmarkStart w:id="37" w:name="audit-klasse-10"/>
-    <w:p>
-      <w:pPr>
-        <w:pStyle w:val="Heading1"/>
-      </w:pPr>
-      <w:r>
-        <w:t xml:space="preserve">Audit – Klasse 10</w:t>
-      </w:r>
-    </w:p>
-    <w:bookmarkStart w:id="28" w:name="lehrplanbasis"/>
-    <w:p>
-      <w:pPr>
-        <w:pStyle w:val="Heading2"/>
-      </w:pPr>
-      <w:r>
-        <w:t xml:space="preserve">Lehrplanbasis</w:t>
+      <w:pPr>
+        <w:pStyle w:val="FirstParagraph"/>
+      </w:pPr>
+      <w:r>
+        <w:t xml:space="preserve">Die Markdown-Quellen zu Präsentationen liegen einheitlich in</w:t>
+      </w:r>
+      <w:r>
+        <w:t xml:space="preserve"> </w:t>
+      </w:r>
+      <w:r>
+        <w:rPr>
+          <w:rStyle w:val="VerbatimChar"/>
+        </w:rPr>
+        <w:t xml:space="preserve">05_Praesentationen/md/</w:t>
+      </w:r>
+      <w:r>
+        <w:t xml:space="preserve">. Fertige PowerPoint-Dateien liegen direkt in</w:t>
+      </w:r>
+      <w:r>
+        <w:t xml:space="preserve"> </w:t>
+      </w:r>
+      <w:r>
+        <w:rPr>
+          <w:rStyle w:val="VerbatimChar"/>
+        </w:rPr>
+        <w:t xml:space="preserve">05_Praesentationen/</w:t>
+      </w:r>
+      <w:r>
+        <w:t xml:space="preserve">.</w:t>
       </w:r>
     </w:p>
     <w:p>
+      <w:r>
+        <w:br w:type="page"/>
+      </w:r>
+    </w:p>
+    <w:bookmarkEnd w:id="30"/>
+    <w:bookmarkEnd w:id="31"/>
+    <w:bookmarkStart w:id="46" w:name="audit-klasse-10"/>
+    <w:p>
+      <w:pPr>
+        <w:pStyle w:val="Heading1"/>
+      </w:pPr>
+      <w:r>
+        <w:t xml:space="preserve">Audit – Klasse 10</w:t>
+      </w:r>
+    </w:p>
+    <w:bookmarkStart w:id="32" w:name="lehrplanbasis"/>
+    <w:p>
+      <w:pPr>
+        <w:pStyle w:val="Heading2"/>
+      </w:pPr>
+      <w:r>
+        <w:t xml:space="preserve">Lehrplanbasis</w:t>
+      </w:r>
+    </w:p>
+    <w:p>
       <w:pPr>
         <w:pStyle w:val="FirstParagraph"/>
       </w:pPr>
@@ -553,8 +676,8 @@
         <w:t xml:space="preserve">Sächsischer Lehrplan Informatik Oberschule 2022, Klassenstufe 10, gültig seit 1. August 2025.</w:t>
       </w:r>
     </w:p>
-    <w:bookmarkEnd w:id="28"/>
-    <w:bookmarkStart w:id="29" w:name="verbindliche-lernbereiche-1"/>
+    <w:bookmarkEnd w:id="32"/>
+    <w:bookmarkStart w:id="33" w:name="verbindliche-lernbereiche-1"/>
     <w:p>
       <w:pPr>
         <w:pStyle w:val="Heading2"/>
@@ -607,8 +730,8 @@
         <w:t xml:space="preserve">Komplexes Informatikprojekt – 11 Ustd.</w:t>
       </w:r>
     </w:p>
-    <w:bookmarkEnd w:id="29"/>
-    <w:bookmarkStart w:id="32" w:name="abgedeckte-pflichtinhalte"/>
+    <w:bookmarkEnd w:id="33"/>
+    <w:bookmarkStart w:id="36" w:name="abgedeckte-pflichtinhalte"/>
     <w:p>
       <w:pPr>
         <w:pStyle w:val="Heading2"/>
@@ -617,7 +740,7 @@
         <w:t xml:space="preserve">Abgedeckte Pflichtinhalte</w:t>
       </w:r>
     </w:p>
-    <w:bookmarkStart w:id="30" w:name="webbasierte-anwendungen"/>
+    <w:bookmarkStart w:id="34" w:name="webbasierte-anwendungen"/>
     <w:p>
       <w:pPr>
         <w:pStyle w:val="Heading3"/>
@@ -770,8 +893,8 @@
         <w:t xml:space="preserve">öffentlicher und privater Schlüssel</w:t>
       </w:r>
     </w:p>
-    <w:bookmarkEnd w:id="30"/>
-    <w:bookmarkStart w:id="31" w:name="komplexes-informatikprojekt"/>
+    <w:bookmarkEnd w:id="34"/>
+    <w:bookmarkStart w:id="35" w:name="komplexes-informatikprojekt"/>
     <w:p>
       <w:pPr>
         <w:pStyle w:val="Heading3"/>
@@ -876,15 +999,24 @@
         <w:t xml:space="preserve">Auswertung, Präsentation und Reflexion</w:t>
       </w:r>
     </w:p>
-    <w:bookmarkEnd w:id="31"/>
-    <w:bookmarkEnd w:id="32"/>
-    <w:bookmarkStart w:id="33" w:name="wahlbereich"/>
+    <w:bookmarkEnd w:id="35"/>
+    <w:bookmarkEnd w:id="36"/>
+    <w:bookmarkStart w:id="40" w:name="wahlbereiche-1"/>
     <w:p>
       <w:pPr>
         <w:pStyle w:val="Heading2"/>
       </w:pPr>
       <w:r>
-        <w:t xml:space="preserve">Wahlbereich</w:t>
+        <w:t xml:space="preserve">Wahlbereiche</w:t>
+      </w:r>
+    </w:p>
+    <w:bookmarkStart w:id="37" w:name="Xf48347d72e344cd562b5bb47feb6c1ae82281a6"/>
+    <w:p>
+      <w:pPr>
+        <w:pStyle w:val="Heading3"/>
+      </w:pPr>
+      <w:r>
+        <w:t xml:space="preserve">03 – Sicherheit in der Informationsverarbeitung</w:t>
       </w:r>
     </w:p>
     <w:p>
@@ -892,41 +1024,35 @@
         <w:pStyle w:val="FirstParagraph"/>
       </w:pPr>
       <w:r>
-        <w:t xml:space="preserve">Ausgearbeitet ist Wahlbereich 1</w:t>
-      </w:r>
-      <w:r>
-        <w:t xml:space="preserve"> </w:t>
-      </w:r>
-      <w:r>
-        <w:rPr>
-          <w:bCs/>
-          <w:b/>
-        </w:rPr>
-        <w:t xml:space="preserve">Sicherheit in der Informationsverarbeitung</w:t>
-      </w:r>
-      <w:r>
-        <w:t xml:space="preserve"> </w:t>
-      </w:r>
-      <w:r>
-        <w:t xml:space="preserve">mit digitalem Fußabdruck, Datensammlungen, Standortdaten, Cookies, sozialen Medien und Datensparsamkeit.</w:t>
+        <w:t xml:space="preserve">Ausgearbeitet mit digitalem Fußabdruck, Datensammlungen, Standortdaten, Cookies/Tracking, sozialen Medien, App-Berechtigungen, Datensparsamkeit und Kontoschutz.</w:t>
+      </w:r>
+    </w:p>
+    <w:bookmarkEnd w:id="37"/>
+    <w:bookmarkStart w:id="38" w:name="mobile-endgeräte-1"/>
+    <w:p>
+      <w:pPr>
+        <w:pStyle w:val="Heading3"/>
+      </w:pPr>
+      <w:r>
+        <w:t xml:space="preserve">04 – Mobile Endgeräte</w:t>
       </w:r>
     </w:p>
     <w:p>
       <w:pPr>
-        <w:pStyle w:val="BodyText"/>
-      </w:pPr>
-      <w:r>
-        <w:t xml:space="preserve">Die Wahlbereiche „Mobile Endgeräte“ und „Computergrafik“ bleiben optional und sind nicht Voraussetzung für die Vollständigkeit der verbindlichen Lernbereiche.</w:t>
+        <w:pStyle w:val="FirstParagraph"/>
+      </w:pPr>
+      <w:r>
+        <w:t xml:space="preserve">Ausgearbeitet mit mobilem Bezahlen, Beteiligten und Datenfluss, Authentisierung und Autorisierung, technischen Schutzmechanismen, Verlustszenario, Risikoanalyse und begründeter Bewertung.</w:t>
       </w:r>
     </w:p>
-    <w:bookmarkEnd w:id="33"/>
-    <w:bookmarkStart w:id="34" w:name="leistungsbewertung-1"/>
+    <w:bookmarkEnd w:id="38"/>
+    <w:bookmarkStart w:id="39" w:name="computergrafik-1"/>
     <w:p>
       <w:pPr>
-        <w:pStyle w:val="Heading2"/>
-      </w:pPr>
-      <w:r>
-        <w:t xml:space="preserve">Leistungsbewertung</w:t>
+        <w:pStyle w:val="Heading3"/>
+      </w:pPr>
+      <w:r>
+        <w:t xml:space="preserve">05 – Computergrafik</w:t>
       </w:r>
     </w:p>
     <w:p>
@@ -934,17 +1060,86 @@
         <w:pStyle w:val="FirstParagraph"/>
       </w:pPr>
       <w:r>
-        <w:t xml:space="preserve">Vier schriftliche Leistungskontrollen stellen zwei planbare schriftliche Noten pro Halbjahr bereit. Sie sind thematisch den tatsächlich behandelten Lerninhalten zugeordnet.</w:t>
+        <w:t xml:space="preserve">Ausgearbeitet mit historischer Entwicklung, Auflösung, Farbtiefe, Bildrate, Rohdatenmengen, Rechenleistung, Speicher, Bandbreite, Kompression und Streaming.</w:t>
       </w:r>
     </w:p>
-    <w:bookmarkEnd w:id="34"/>
-    <w:bookmarkStart w:id="35" w:name="qualitätsregeln"/>
+    <w:bookmarkEnd w:id="39"/>
+    <w:bookmarkEnd w:id="40"/>
+    <w:bookmarkStart w:id="41" w:name="strukturprüfung"/>
     <w:p>
       <w:pPr>
         <w:pStyle w:val="Heading2"/>
       </w:pPr>
       <w:r>
-        <w:t xml:space="preserve">Qualitätsregeln</w:t>
+        <w:t xml:space="preserve">Strukturprüfung</w:t>
+      </w:r>
+    </w:p>
+    <w:p>
+      <w:pPr>
+        <w:pStyle w:val="FirstParagraph"/>
+      </w:pPr>
+      <w:r>
+        <w:t xml:space="preserve">Für alle fünf Unterrichtsbereiche sind Arbeitsheft bzw. Lernaufgaben, Lehrerhinweise, Material, Lösungen und Präsentationsquellen vorhanden. Quellenhinweise sind vorhanden. Die Präsentations-Markdowns liegen einheitlich unter</w:t>
+      </w:r>
+      <w:r>
+        <w:t xml:space="preserve"> </w:t>
+      </w:r>
+      <w:r>
+        <w:rPr>
+          <w:rStyle w:val="VerbatimChar"/>
+        </w:rPr>
+        <w:t xml:space="preserve">05_Praesentationen/md/</w:t>
+      </w:r>
+      <w:r>
+        <w:t xml:space="preserve">; fertige</w:t>
+      </w:r>
+      <w:r>
+        <w:t xml:space="preserve"> </w:t>
+      </w:r>
+      <w:r>
+        <w:rPr>
+          <w:rStyle w:val="VerbatimChar"/>
+        </w:rPr>
+        <w:t xml:space="preserve">.pptx</w:t>
+      </w:r>
+      <w:r>
+        <w:t xml:space="preserve"> </w:t>
+      </w:r>
+      <w:r>
+        <w:t xml:space="preserve">werden direkt in</w:t>
+      </w:r>
+      <w:r>
+        <w:t xml:space="preserve"> </w:t>
+      </w:r>
+      <w:r>
+        <w:rPr>
+          <w:rStyle w:val="VerbatimChar"/>
+        </w:rPr>
+        <w:t xml:space="preserve">05_Praesentationen/</w:t>
+      </w:r>
+      <w:r>
+        <w:t xml:space="preserve"> </w:t>
+      </w:r>
+      <w:r>
+        <w:t xml:space="preserve">abgelegt.</w:t>
+      </w:r>
+    </w:p>
+    <w:p>
+      <w:pPr>
+        <w:pStyle w:val="BodyText"/>
+      </w:pPr>
+      <w:r>
+        <w:t xml:space="preserve">Die Pflichtbereiche 01 und 02 enthalten zusätzlich schriftliche Lernkontrollen. Für Wahlbereiche sind eigene Lernkontrollen optional und nicht Voraussetzung für strukturelle Vollständigkeit.</w:t>
+      </w:r>
+    </w:p>
+    <w:bookmarkEnd w:id="41"/>
+    <w:bookmarkStart w:id="42" w:name="noch-offen-vor-abschluss-klasse-10"/>
+    <w:p>
+      <w:pPr>
+        <w:pStyle w:val="Heading2"/>
+      </w:pPr>
+      <w:r>
+        <w:t xml:space="preserve">Noch offen vor Abschluss Klasse 10</w:t>
       </w:r>
     </w:p>
     <w:p>
@@ -956,7 +1151,7 @@
         <w:pStyle w:val="Compact"/>
       </w:pPr>
       <w:r>
-        <w:t xml:space="preserve">Sicherheitsinhalte werden defensiv und schutzorientiert vermittelt.</w:t>
+        <w:t xml:space="preserve">PowerPoint-Dateien aus den Präsentationsquellen erstellen und didaktisch/visuell prüfen</w:t>
       </w:r>
     </w:p>
     <w:p>
@@ -968,7 +1163,7 @@
         <w:pStyle w:val="Compact"/>
       </w:pPr>
       <w:r>
-        <w:t xml:space="preserve">Projektkompetenz wird über Zerlegung, Schnittstellen, Integration, Test, Dokumentation und Reflexion aufgebaut.</w:t>
+        <w:t xml:space="preserve">Lehrerhinweise in den PowerPoints ergänzen</w:t>
       </w:r>
     </w:p>
     <w:p>
@@ -980,7 +1175,7 @@
         <w:pStyle w:val="Compact"/>
       </w:pPr>
       <w:r>
-        <w:t xml:space="preserve">Produkt- und Werkzeugnamen bleiben austauschbare Beispiele.</w:t>
+        <w:t xml:space="preserve">Build-Ausgabe für Klasse 10 prüfen</w:t>
       </w:r>
     </w:p>
     <w:p>
@@ -992,17 +1187,17 @@
         <w:pStyle w:val="Compact"/>
       </w:pPr>
       <w:r>
-        <w:t xml:space="preserve">Weiterführende technische Details werden als Vertiefung gekennzeichnet.</w:t>
+        <w:t xml:space="preserve">abschließende Querverweis- und Dateinamenprüfung</w:t>
       </w:r>
     </w:p>
-    <w:bookmarkEnd w:id="35"/>
-    <w:bookmarkStart w:id="36" w:name="ergebnis"/>
+    <w:bookmarkEnd w:id="42"/>
+    <w:bookmarkStart w:id="43" w:name="leistungsbewertung-1"/>
     <w:p>
       <w:pPr>
         <w:pStyle w:val="Heading2"/>
       </w:pPr>
       <w:r>
-        <w:t xml:space="preserve">Ergebnis</w:t>
+        <w:t xml:space="preserve">Leistungsbewertung</w:t>
       </w:r>
     </w:p>
     <w:p>
@@ -1010,11 +1205,99 @@
         <w:pStyle w:val="FirstParagraph"/>
       </w:pPr>
       <w:r>
-        <w:t xml:space="preserve">Nach Merge der Klasse-10-PRs liegt für beide verbindlichen Lernbereiche ein vollständiger Unterrichtsweg mit Arbeitsheft, Lehrerband, Material, Lösungen, Präsentationen, Quellen und Leistungskontrollen vor.</w:t>
+        <w:t xml:space="preserve">Vier schriftliche Leistungskontrollen stellen zwei planbare schriftliche Noten pro Halbjahr bereit. Sie sind thematisch den verbindlichen Lerninhalten zugeordnet.</w:t>
       </w:r>
     </w:p>
-    <w:bookmarkEnd w:id="36"/>
-    <w:bookmarkEnd w:id="37"/>
+    <w:bookmarkEnd w:id="43"/>
+    <w:bookmarkStart w:id="44" w:name="qualitätsregeln"/>
+    <w:p>
+      <w:pPr>
+        <w:pStyle w:val="Heading2"/>
+      </w:pPr>
+      <w:r>
+        <w:t xml:space="preserve">Qualitätsregeln</w:t>
+      </w:r>
+    </w:p>
+    <w:p>
+      <w:pPr>
+        <w:numPr>
+          <w:ilvl w:val="0"/>
+          <w:numId w:val="1008"/>
+        </w:numPr>
+        <w:pStyle w:val="Compact"/>
+      </w:pPr>
+      <w:r>
+        <w:t xml:space="preserve">Sicherheitsinhalte werden defensiv und schutzorientiert vermittelt.</w:t>
+      </w:r>
+    </w:p>
+    <w:p>
+      <w:pPr>
+        <w:numPr>
+          <w:ilvl w:val="0"/>
+          <w:numId w:val="1008"/>
+        </w:numPr>
+        <w:pStyle w:val="Compact"/>
+      </w:pPr>
+      <w:r>
+        <w:t xml:space="preserve">Projektkompetenz wird über Zerlegung, Schnittstellen, Integration, Test, Dokumentation und Reflexion aufgebaut.</w:t>
+      </w:r>
+    </w:p>
+    <w:p>
+      <w:pPr>
+        <w:numPr>
+          <w:ilvl w:val="0"/>
+          <w:numId w:val="1008"/>
+        </w:numPr>
+        <w:pStyle w:val="Compact"/>
+      </w:pPr>
+      <w:r>
+        <w:t xml:space="preserve">Produkt- und Werkzeugnamen bleiben austauschbare Beispiele.</w:t>
+      </w:r>
+    </w:p>
+    <w:p>
+      <w:pPr>
+        <w:numPr>
+          <w:ilvl w:val="0"/>
+          <w:numId w:val="1008"/>
+        </w:numPr>
+        <w:pStyle w:val="Compact"/>
+      </w:pPr>
+      <w:r>
+        <w:t xml:space="preserve">Weiterführende technische Details werden als Vertiefung gekennzeichnet.</w:t>
+      </w:r>
+    </w:p>
+    <w:p>
+      <w:pPr>
+        <w:numPr>
+          <w:ilvl w:val="0"/>
+          <w:numId w:val="1008"/>
+        </w:numPr>
+        <w:pStyle w:val="Compact"/>
+      </w:pPr>
+      <w:r>
+        <w:t xml:space="preserve">Berechnungen zu Computergrafik werden als Modellrechnungen für unkomprimierte Rohdaten gekennzeichnet.</w:t>
+      </w:r>
+    </w:p>
+    <w:bookmarkEnd w:id="44"/>
+    <w:bookmarkStart w:id="45" w:name="ergebnis"/>
+    <w:p>
+      <w:pPr>
+        <w:pStyle w:val="Heading2"/>
+      </w:pPr>
+      <w:r>
+        <w:t xml:space="preserve">Ergebnis</w:t>
+      </w:r>
+    </w:p>
+    <w:p>
+      <w:pPr>
+        <w:pStyle w:val="FirstParagraph"/>
+      </w:pPr>
+      <w:r>
+        <w:t xml:space="preserve">Klasse 10 ist inhaltlich und strukturell bis auf die noch zu erzeugenden und zu prüfenden PowerPoint-Dateien vollständig vorbereitet. Nach deren Erstellung und Build-Prüfung kann die Klassenstufe als abgeschlossen bewertet werden.</w:t>
+      </w:r>
+    </w:p>
+    <w:bookmarkEnd w:id="45"/>
+    <w:bookmarkEnd w:id="46"/>
     <w:sectPr>
       <w:headerReference r:id="rId9" w:type="default"/>
       <w:footerReference r:id="rId11" w:type="default"/>
@@ -1045,7 +1328,7 @@
       <w:rPr>
         <w:sz w:val="16"/>
       </w:rPr>
-      <w:t>Unterrichtsmaterial Oberschule Sachsen · Version v0.4.0-490-g2532335-dirty · Build 18.08.2026</w:t>
+      <w:t>Unterrichtsmaterial Oberschule Sachsen · Version v0.4.0-521-gfaabf71-dirty · Build 19.08.2026</w:t>
     </w:r>
   </w:p>
 </w:ftr>
@@ -1592,6 +1875,9 @@
     <w:abstractNumId w:val="991"/>
   </w:num>
   <w:num w:numId="1007">
+    <w:abstractNumId w:val="991"/>
+  </w:num>
+  <w:num w:numId="1008">
     <w:abstractNumId w:val="991"/>
   </w:num>
 </w:numbering>

--- a/Ausgabe/Klasse_10.docx
+++ b/Ausgabe/Klasse_10.docx
@@ -49,7 +49,7 @@
         <w:br w:type="page"/>
       </w:r>
     </w:p>
-    <w:bookmarkStart w:id="27" w:name="informatik-klasse-10"/>
+    <w:bookmarkStart w:id="31" w:name="informatik-klasse-10"/>
     <w:p>
       <w:pPr>
         <w:pStyle w:val="Heading1"/>
@@ -364,13 +364,22 @@
     </w:p>
     <w:bookmarkEnd w:id="23"/>
     <w:bookmarkEnd w:id="24"/>
-    <w:bookmarkStart w:id="25" w:name="leistungsbewertung"/>
+    <w:bookmarkStart w:id="28" w:name="wahlbereiche"/>
     <w:p>
       <w:pPr>
         <w:pStyle w:val="Heading2"/>
       </w:pPr>
       <w:r>
-        <w:t xml:space="preserve">Leistungsbewertung</w:t>
+        <w:t xml:space="preserve">Wahlbereiche</w:t>
+      </w:r>
+    </w:p>
+    <w:bookmarkStart w:id="25" w:name="X1f3d8925ac3e148ad8bf337ce4e3a4ebd8c9845"/>
+    <w:p>
+      <w:pPr>
+        <w:pStyle w:val="Heading3"/>
+      </w:pPr>
+      <w:r>
+        <w:t xml:space="preserve">03 – Sicherheit in der Informationsverarbeitung</w:t>
       </w:r>
     </w:p>
     <w:p>
@@ -378,23 +387,87 @@
         <w:pStyle w:val="FirstParagraph"/>
       </w:pPr>
       <w:r>
-        <w:t xml:space="preserve">Wie in den anderen Klassenstufen werden schriftliche Leistungskontrollen bereitgestellt. Projekt- und Übungsphasen können zusätzlich diagnostisch genutzt werden.</w:t>
+        <w:t xml:space="preserve">Digitaler Fußabdruck, Datensammlungen, Cookies/Tracking, Berechtigungen, Datensparsamkeit und Kontoschutz.</w:t>
       </w:r>
     </w:p>
     <w:bookmarkEnd w:id="25"/>
-    <w:bookmarkStart w:id="26" w:name="werkteilstruktur"/>
+    <w:bookmarkStart w:id="26" w:name="mobile-endgeräte"/>
     <w:p>
       <w:pPr>
-        <w:pStyle w:val="Heading2"/>
-      </w:pPr>
-      <w:r>
-        <w:t xml:space="preserve">Werkteilstruktur</w:t>
+        <w:pStyle w:val="Heading3"/>
+      </w:pPr>
+      <w:r>
+        <w:t xml:space="preserve">04 – Mobile Endgeräte</w:t>
       </w:r>
     </w:p>
     <w:p>
       <w:pPr>
+        <w:pStyle w:val="FirstParagraph"/>
+      </w:pPr>
+      <w:r>
+        <w:t xml:space="preserve">Mobile Bezahldienste: Beteiligte, Datenfluss, Authentisierung, Autorisierung, Schutzmechanismen, Verlustszenario und begründete Sicherheitsbewertung.</w:t>
+      </w:r>
+    </w:p>
+    <w:bookmarkEnd w:id="26"/>
+    <w:bookmarkStart w:id="27" w:name="computergrafik"/>
+    <w:p>
+      <w:pPr>
+        <w:pStyle w:val="Heading3"/>
+      </w:pPr>
+      <w:r>
+        <w:t xml:space="preserve">05 – Computergrafik</w:t>
+      </w:r>
+    </w:p>
+    <w:p>
+      <w:pPr>
+        <w:pStyle w:val="FirstParagraph"/>
+      </w:pPr>
+      <w:r>
+        <w:t xml:space="preserve">Historische Entwicklung, Auflösung, Farbtiefe, Bildrate, Rohdatenmengen, Rechenleistung, Speicher, Kompression und Streaming.</w:t>
+      </w:r>
+    </w:p>
+    <w:bookmarkEnd w:id="27"/>
+    <w:bookmarkEnd w:id="28"/>
+    <w:bookmarkStart w:id="29" w:name="leistungsbewertung"/>
+    <w:p>
+      <w:pPr>
+        <w:pStyle w:val="Heading2"/>
+      </w:pPr>
+      <w:r>
+        <w:t xml:space="preserve">Leistungsbewertung</w:t>
+      </w:r>
+    </w:p>
+    <w:p>
+      <w:pPr>
+        <w:pStyle w:val="FirstParagraph"/>
+      </w:pPr>
+      <w:r>
+        <w:t xml:space="preserve">Wie in den anderen Klassenstufen werden schriftliche Leistungskontrollen für die verbindlichen Lernbereiche bereitgestellt. Projekt- und Übungsphasen können zusätzlich diagnostisch genutzt werden. Wahlbereiche benötigen nicht zwingend eigene schriftliche Lernkontrollen.</w:t>
+      </w:r>
+    </w:p>
+    <w:bookmarkEnd w:id="29"/>
+    <w:bookmarkStart w:id="30" w:name="werkteilstruktur"/>
+    <w:p>
+      <w:pPr>
+        <w:pStyle w:val="Heading2"/>
+      </w:pPr>
+      <w:r>
+        <w:t xml:space="preserve">Werkteilstruktur</w:t>
+      </w:r>
+    </w:p>
+    <w:p>
+      <w:pPr>
         <w:pStyle w:val="SourceCode"/>
       </w:pPr>
+      <w:r>
+        <w:rPr>
+          <w:rStyle w:val="VerbatimChar"/>
+        </w:rPr>
+        <w:t xml:space="preserve">00_Organisation/</w:t>
+      </w:r>
+      <w:r>
+        <w:br/>
+      </w:r>
       <w:r>
         <w:rPr>
           <w:rStyle w:val="VerbatimChar"/>
@@ -426,7 +499,16 @@
         <w:rPr>
           <w:rStyle w:val="VerbatimChar"/>
         </w:rPr>
-        <w:t xml:space="preserve">00_Organisation/</w:t>
+        <w:t xml:space="preserve">04_Wahlbereich_Mobile_Endgeraete/</w:t>
+      </w:r>
+      <w:r>
+        <w:br/>
+      </w:r>
+      <w:r>
+        <w:rPr>
+          <w:rStyle w:val="VerbatimChar"/>
+        </w:rPr>
+        <w:t xml:space="preserve">05_Wahlbereich_Computergrafik/</w:t>
       </w:r>
     </w:p>
     <w:p>
@@ -434,7 +516,7 @@
         <w:pStyle w:val="FirstParagraph"/>
       </w:pPr>
       <w:r>
-        <w:t xml:space="preserve">Vollständige Lernbereiche verwenden nach Möglichkeit:</w:t>
+        <w:t xml:space="preserve">Vollständig ausgearbeitete Unterrichtsbereiche verwenden je nach Bedarf:</w:t>
       </w:r>
     </w:p>
     <w:p>
@@ -490,6 +572,15 @@
         <w:rPr>
           <w:rStyle w:val="VerbatimChar"/>
         </w:rPr>
+        <w:t xml:space="preserve">    md/</w:t>
+      </w:r>
+      <w:r>
+        <w:br/>
+      </w:r>
+      <w:r>
+        <w:rPr>
+          <w:rStyle w:val="VerbatimChar"/>
+        </w:rPr>
         <w:t xml:space="preserve">06_Dateien/</w:t>
       </w:r>
       <w:r>
@@ -521,31 +612,63 @@
       </w:r>
     </w:p>
     <w:p>
-      <w:r>
-        <w:br w:type="page"/>
-      </w:r>
-    </w:p>
-    <w:bookmarkEnd w:id="26"/>
-    <w:bookmarkEnd w:id="27"/>
-    <w:bookmarkStart w:id="37" w:name="audit-klasse-10"/>
-    <w:p>
-      <w:pPr>
-        <w:pStyle w:val="Heading1"/>
-      </w:pPr>
-      <w:r>
-        <w:t xml:space="preserve">Audit – Klasse 10</w:t>
-      </w:r>
-    </w:p>
-    <w:bookmarkStart w:id="28" w:name="lehrplanbasis"/>
-    <w:p>
-      <w:pPr>
-        <w:pStyle w:val="Heading2"/>
-      </w:pPr>
-      <w:r>
-        <w:t xml:space="preserve">Lehrplanbasis</w:t>
+      <w:pPr>
+        <w:pStyle w:val="FirstParagraph"/>
+      </w:pPr>
+      <w:r>
+        <w:t xml:space="preserve">Die Markdown-Quellen zu Präsentationen liegen einheitlich in</w:t>
+      </w:r>
+      <w:r>
+        <w:t xml:space="preserve"> </w:t>
+      </w:r>
+      <w:r>
+        <w:rPr>
+          <w:rStyle w:val="VerbatimChar"/>
+        </w:rPr>
+        <w:t xml:space="preserve">05_Praesentationen/md/</w:t>
+      </w:r>
+      <w:r>
+        <w:t xml:space="preserve">. Fertige PowerPoint-Dateien liegen direkt in</w:t>
+      </w:r>
+      <w:r>
+        <w:t xml:space="preserve"> </w:t>
+      </w:r>
+      <w:r>
+        <w:rPr>
+          <w:rStyle w:val="VerbatimChar"/>
+        </w:rPr>
+        <w:t xml:space="preserve">05_Praesentationen/</w:t>
+      </w:r>
+      <w:r>
+        <w:t xml:space="preserve">.</w:t>
       </w:r>
     </w:p>
     <w:p>
+      <w:r>
+        <w:br w:type="page"/>
+      </w:r>
+    </w:p>
+    <w:bookmarkEnd w:id="30"/>
+    <w:bookmarkEnd w:id="31"/>
+    <w:bookmarkStart w:id="46" w:name="audit-klasse-10"/>
+    <w:p>
+      <w:pPr>
+        <w:pStyle w:val="Heading1"/>
+      </w:pPr>
+      <w:r>
+        <w:t xml:space="preserve">Audit – Klasse 10</w:t>
+      </w:r>
+    </w:p>
+    <w:bookmarkStart w:id="32" w:name="lehrplanbasis"/>
+    <w:p>
+      <w:pPr>
+        <w:pStyle w:val="Heading2"/>
+      </w:pPr>
+      <w:r>
+        <w:t xml:space="preserve">Lehrplanbasis</w:t>
+      </w:r>
+    </w:p>
+    <w:p>
       <w:pPr>
         <w:pStyle w:val="FirstParagraph"/>
       </w:pPr>
@@ -553,8 +676,8 @@
         <w:t xml:space="preserve">Sächsischer Lehrplan Informatik Oberschule 2022, Klassenstufe 10, gültig seit 1. August 2025.</w:t>
       </w:r>
     </w:p>
-    <w:bookmarkEnd w:id="28"/>
-    <w:bookmarkStart w:id="29" w:name="verbindliche-lernbereiche-1"/>
+    <w:bookmarkEnd w:id="32"/>
+    <w:bookmarkStart w:id="33" w:name="verbindliche-lernbereiche-1"/>
     <w:p>
       <w:pPr>
         <w:pStyle w:val="Heading2"/>
@@ -607,8 +730,8 @@
         <w:t xml:space="preserve">Komplexes Informatikprojekt – 11 Ustd.</w:t>
       </w:r>
     </w:p>
-    <w:bookmarkEnd w:id="29"/>
-    <w:bookmarkStart w:id="32" w:name="abgedeckte-pflichtinhalte"/>
+    <w:bookmarkEnd w:id="33"/>
+    <w:bookmarkStart w:id="36" w:name="abgedeckte-pflichtinhalte"/>
     <w:p>
       <w:pPr>
         <w:pStyle w:val="Heading2"/>
@@ -617,7 +740,7 @@
         <w:t xml:space="preserve">Abgedeckte Pflichtinhalte</w:t>
       </w:r>
     </w:p>
-    <w:bookmarkStart w:id="30" w:name="webbasierte-anwendungen"/>
+    <w:bookmarkStart w:id="34" w:name="webbasierte-anwendungen"/>
     <w:p>
       <w:pPr>
         <w:pStyle w:val="Heading3"/>
@@ -770,8 +893,8 @@
         <w:t xml:space="preserve">öffentlicher und privater Schlüssel</w:t>
       </w:r>
     </w:p>
-    <w:bookmarkEnd w:id="30"/>
-    <w:bookmarkStart w:id="31" w:name="komplexes-informatikprojekt"/>
+    <w:bookmarkEnd w:id="34"/>
+    <w:bookmarkStart w:id="35" w:name="komplexes-informatikprojekt"/>
     <w:p>
       <w:pPr>
         <w:pStyle w:val="Heading3"/>
@@ -876,15 +999,24 @@
         <w:t xml:space="preserve">Auswertung, Präsentation und Reflexion</w:t>
       </w:r>
     </w:p>
-    <w:bookmarkEnd w:id="31"/>
-    <w:bookmarkEnd w:id="32"/>
-    <w:bookmarkStart w:id="33" w:name="wahlbereich"/>
+    <w:bookmarkEnd w:id="35"/>
+    <w:bookmarkEnd w:id="36"/>
+    <w:bookmarkStart w:id="40" w:name="wahlbereiche-1"/>
     <w:p>
       <w:pPr>
         <w:pStyle w:val="Heading2"/>
       </w:pPr>
       <w:r>
-        <w:t xml:space="preserve">Wahlbereich</w:t>
+        <w:t xml:space="preserve">Wahlbereiche</w:t>
+      </w:r>
+    </w:p>
+    <w:bookmarkStart w:id="37" w:name="Xf48347d72e344cd562b5bb47feb6c1ae82281a6"/>
+    <w:p>
+      <w:pPr>
+        <w:pStyle w:val="Heading3"/>
+      </w:pPr>
+      <w:r>
+        <w:t xml:space="preserve">03 – Sicherheit in der Informationsverarbeitung</w:t>
       </w:r>
     </w:p>
     <w:p>
@@ -892,41 +1024,35 @@
         <w:pStyle w:val="FirstParagraph"/>
       </w:pPr>
       <w:r>
-        <w:t xml:space="preserve">Ausgearbeitet ist Wahlbereich 1</w:t>
-      </w:r>
-      <w:r>
-        <w:t xml:space="preserve"> </w:t>
-      </w:r>
-      <w:r>
-        <w:rPr>
-          <w:bCs/>
-          <w:b/>
-        </w:rPr>
-        <w:t xml:space="preserve">Sicherheit in der Informationsverarbeitung</w:t>
-      </w:r>
-      <w:r>
-        <w:t xml:space="preserve"> </w:t>
-      </w:r>
-      <w:r>
-        <w:t xml:space="preserve">mit digitalem Fußabdruck, Datensammlungen, Standortdaten, Cookies, sozialen Medien und Datensparsamkeit.</w:t>
+        <w:t xml:space="preserve">Ausgearbeitet mit digitalem Fußabdruck, Datensammlungen, Standortdaten, Cookies/Tracking, sozialen Medien, App-Berechtigungen, Datensparsamkeit und Kontoschutz.</w:t>
+      </w:r>
+    </w:p>
+    <w:bookmarkEnd w:id="37"/>
+    <w:bookmarkStart w:id="38" w:name="mobile-endgeräte-1"/>
+    <w:p>
+      <w:pPr>
+        <w:pStyle w:val="Heading3"/>
+      </w:pPr>
+      <w:r>
+        <w:t xml:space="preserve">04 – Mobile Endgeräte</w:t>
       </w:r>
     </w:p>
     <w:p>
       <w:pPr>
-        <w:pStyle w:val="BodyText"/>
-      </w:pPr>
-      <w:r>
-        <w:t xml:space="preserve">Die Wahlbereiche „Mobile Endgeräte“ und „Computergrafik“ bleiben optional und sind nicht Voraussetzung für die Vollständigkeit der verbindlichen Lernbereiche.</w:t>
+        <w:pStyle w:val="FirstParagraph"/>
+      </w:pPr>
+      <w:r>
+        <w:t xml:space="preserve">Ausgearbeitet mit mobilem Bezahlen, Beteiligten und Datenfluss, Authentisierung und Autorisierung, technischen Schutzmechanismen, Verlustszenario, Risikoanalyse und begründeter Bewertung.</w:t>
       </w:r>
     </w:p>
-    <w:bookmarkEnd w:id="33"/>
-    <w:bookmarkStart w:id="34" w:name="leistungsbewertung-1"/>
+    <w:bookmarkEnd w:id="38"/>
+    <w:bookmarkStart w:id="39" w:name="computergrafik-1"/>
     <w:p>
       <w:pPr>
-        <w:pStyle w:val="Heading2"/>
-      </w:pPr>
-      <w:r>
-        <w:t xml:space="preserve">Leistungsbewertung</w:t>
+        <w:pStyle w:val="Heading3"/>
+      </w:pPr>
+      <w:r>
+        <w:t xml:space="preserve">05 – Computergrafik</w:t>
       </w:r>
     </w:p>
     <w:p>
@@ -934,17 +1060,86 @@
         <w:pStyle w:val="FirstParagraph"/>
       </w:pPr>
       <w:r>
-        <w:t xml:space="preserve">Vier schriftliche Leistungskontrollen stellen zwei planbare schriftliche Noten pro Halbjahr bereit. Sie sind thematisch den tatsächlich behandelten Lerninhalten zugeordnet.</w:t>
+        <w:t xml:space="preserve">Ausgearbeitet mit historischer Entwicklung, Auflösung, Farbtiefe, Bildrate, Rohdatenmengen, Rechenleistung, Speicher, Bandbreite, Kompression und Streaming.</w:t>
       </w:r>
     </w:p>
-    <w:bookmarkEnd w:id="34"/>
-    <w:bookmarkStart w:id="35" w:name="qualitätsregeln"/>
+    <w:bookmarkEnd w:id="39"/>
+    <w:bookmarkEnd w:id="40"/>
+    <w:bookmarkStart w:id="41" w:name="strukturprüfung"/>
     <w:p>
       <w:pPr>
         <w:pStyle w:val="Heading2"/>
       </w:pPr>
       <w:r>
-        <w:t xml:space="preserve">Qualitätsregeln</w:t>
+        <w:t xml:space="preserve">Strukturprüfung</w:t>
+      </w:r>
+    </w:p>
+    <w:p>
+      <w:pPr>
+        <w:pStyle w:val="FirstParagraph"/>
+      </w:pPr>
+      <w:r>
+        <w:t xml:space="preserve">Für alle fünf Unterrichtsbereiche sind Arbeitsheft bzw. Lernaufgaben, Lehrerhinweise, Material, Lösungen und Präsentationsquellen vorhanden. Quellenhinweise sind vorhanden. Die Präsentations-Markdowns liegen einheitlich unter</w:t>
+      </w:r>
+      <w:r>
+        <w:t xml:space="preserve"> </w:t>
+      </w:r>
+      <w:r>
+        <w:rPr>
+          <w:rStyle w:val="VerbatimChar"/>
+        </w:rPr>
+        <w:t xml:space="preserve">05_Praesentationen/md/</w:t>
+      </w:r>
+      <w:r>
+        <w:t xml:space="preserve">; fertige</w:t>
+      </w:r>
+      <w:r>
+        <w:t xml:space="preserve"> </w:t>
+      </w:r>
+      <w:r>
+        <w:rPr>
+          <w:rStyle w:val="VerbatimChar"/>
+        </w:rPr>
+        <w:t xml:space="preserve">.pptx</w:t>
+      </w:r>
+      <w:r>
+        <w:t xml:space="preserve"> </w:t>
+      </w:r>
+      <w:r>
+        <w:t xml:space="preserve">werden direkt in</w:t>
+      </w:r>
+      <w:r>
+        <w:t xml:space="preserve"> </w:t>
+      </w:r>
+      <w:r>
+        <w:rPr>
+          <w:rStyle w:val="VerbatimChar"/>
+        </w:rPr>
+        <w:t xml:space="preserve">05_Praesentationen/</w:t>
+      </w:r>
+      <w:r>
+        <w:t xml:space="preserve"> </w:t>
+      </w:r>
+      <w:r>
+        <w:t xml:space="preserve">abgelegt.</w:t>
+      </w:r>
+    </w:p>
+    <w:p>
+      <w:pPr>
+        <w:pStyle w:val="BodyText"/>
+      </w:pPr>
+      <w:r>
+        <w:t xml:space="preserve">Die Pflichtbereiche 01 und 02 enthalten zusätzlich schriftliche Lernkontrollen. Für Wahlbereiche sind eigene Lernkontrollen optional und nicht Voraussetzung für strukturelle Vollständigkeit.</w:t>
+      </w:r>
+    </w:p>
+    <w:bookmarkEnd w:id="41"/>
+    <w:bookmarkStart w:id="42" w:name="noch-offen-vor-abschluss-klasse-10"/>
+    <w:p>
+      <w:pPr>
+        <w:pStyle w:val="Heading2"/>
+      </w:pPr>
+      <w:r>
+        <w:t xml:space="preserve">Noch offen vor Abschluss Klasse 10</w:t>
       </w:r>
     </w:p>
     <w:p>
@@ -956,7 +1151,7 @@
         <w:pStyle w:val="Compact"/>
       </w:pPr>
       <w:r>
-        <w:t xml:space="preserve">Sicherheitsinhalte werden defensiv und schutzorientiert vermittelt.</w:t>
+        <w:t xml:space="preserve">PowerPoint-Dateien aus den Präsentationsquellen erstellen und didaktisch/visuell prüfen</w:t>
       </w:r>
     </w:p>
     <w:p>
@@ -968,7 +1163,7 @@
         <w:pStyle w:val="Compact"/>
       </w:pPr>
       <w:r>
-        <w:t xml:space="preserve">Projektkompetenz wird über Zerlegung, Schnittstellen, Integration, Test, Dokumentation und Reflexion aufgebaut.</w:t>
+        <w:t xml:space="preserve">Lehrerhinweise in den PowerPoints ergänzen</w:t>
       </w:r>
     </w:p>
     <w:p>
@@ -980,7 +1175,7 @@
         <w:pStyle w:val="Compact"/>
       </w:pPr>
       <w:r>
-        <w:t xml:space="preserve">Produkt- und Werkzeugnamen bleiben austauschbare Beispiele.</w:t>
+        <w:t xml:space="preserve">Build-Ausgabe für Klasse 10 prüfen</w:t>
       </w:r>
     </w:p>
     <w:p>
@@ -992,17 +1187,17 @@
         <w:pStyle w:val="Compact"/>
       </w:pPr>
       <w:r>
-        <w:t xml:space="preserve">Weiterführende technische Details werden als Vertiefung gekennzeichnet.</w:t>
+        <w:t xml:space="preserve">abschließende Querverweis- und Dateinamenprüfung</w:t>
       </w:r>
     </w:p>
-    <w:bookmarkEnd w:id="35"/>
-    <w:bookmarkStart w:id="36" w:name="ergebnis"/>
+    <w:bookmarkEnd w:id="42"/>
+    <w:bookmarkStart w:id="43" w:name="leistungsbewertung-1"/>
     <w:p>
       <w:pPr>
         <w:pStyle w:val="Heading2"/>
       </w:pPr>
       <w:r>
-        <w:t xml:space="preserve">Ergebnis</w:t>
+        <w:t xml:space="preserve">Leistungsbewertung</w:t>
       </w:r>
     </w:p>
     <w:p>
@@ -1010,11 +1205,99 @@
         <w:pStyle w:val="FirstParagraph"/>
       </w:pPr>
       <w:r>
-        <w:t xml:space="preserve">Nach Merge der Klasse-10-PRs liegt für beide verbindlichen Lernbereiche ein vollständiger Unterrichtsweg mit Arbeitsheft, Lehrerband, Material, Lösungen, Präsentationen, Quellen und Leistungskontrollen vor.</w:t>
+        <w:t xml:space="preserve">Vier schriftliche Leistungskontrollen stellen zwei planbare schriftliche Noten pro Halbjahr bereit. Sie sind thematisch den verbindlichen Lerninhalten zugeordnet.</w:t>
       </w:r>
     </w:p>
-    <w:bookmarkEnd w:id="36"/>
-    <w:bookmarkEnd w:id="37"/>
+    <w:bookmarkEnd w:id="43"/>
+    <w:bookmarkStart w:id="44" w:name="qualitätsregeln"/>
+    <w:p>
+      <w:pPr>
+        <w:pStyle w:val="Heading2"/>
+      </w:pPr>
+      <w:r>
+        <w:t xml:space="preserve">Qualitätsregeln</w:t>
+      </w:r>
+    </w:p>
+    <w:p>
+      <w:pPr>
+        <w:numPr>
+          <w:ilvl w:val="0"/>
+          <w:numId w:val="1008"/>
+        </w:numPr>
+        <w:pStyle w:val="Compact"/>
+      </w:pPr>
+      <w:r>
+        <w:t xml:space="preserve">Sicherheitsinhalte werden defensiv und schutzorientiert vermittelt.</w:t>
+      </w:r>
+    </w:p>
+    <w:p>
+      <w:pPr>
+        <w:numPr>
+          <w:ilvl w:val="0"/>
+          <w:numId w:val="1008"/>
+        </w:numPr>
+        <w:pStyle w:val="Compact"/>
+      </w:pPr>
+      <w:r>
+        <w:t xml:space="preserve">Projektkompetenz wird über Zerlegung, Schnittstellen, Integration, Test, Dokumentation und Reflexion aufgebaut.</w:t>
+      </w:r>
+    </w:p>
+    <w:p>
+      <w:pPr>
+        <w:numPr>
+          <w:ilvl w:val="0"/>
+          <w:numId w:val="1008"/>
+        </w:numPr>
+        <w:pStyle w:val="Compact"/>
+      </w:pPr>
+      <w:r>
+        <w:t xml:space="preserve">Produkt- und Werkzeugnamen bleiben austauschbare Beispiele.</w:t>
+      </w:r>
+    </w:p>
+    <w:p>
+      <w:pPr>
+        <w:numPr>
+          <w:ilvl w:val="0"/>
+          <w:numId w:val="1008"/>
+        </w:numPr>
+        <w:pStyle w:val="Compact"/>
+      </w:pPr>
+      <w:r>
+        <w:t xml:space="preserve">Weiterführende technische Details werden als Vertiefung gekennzeichnet.</w:t>
+      </w:r>
+    </w:p>
+    <w:p>
+      <w:pPr>
+        <w:numPr>
+          <w:ilvl w:val="0"/>
+          <w:numId w:val="1008"/>
+        </w:numPr>
+        <w:pStyle w:val="Compact"/>
+      </w:pPr>
+      <w:r>
+        <w:t xml:space="preserve">Berechnungen zu Computergrafik werden als Modellrechnungen für unkomprimierte Rohdaten gekennzeichnet.</w:t>
+      </w:r>
+    </w:p>
+    <w:bookmarkEnd w:id="44"/>
+    <w:bookmarkStart w:id="45" w:name="ergebnis"/>
+    <w:p>
+      <w:pPr>
+        <w:pStyle w:val="Heading2"/>
+      </w:pPr>
+      <w:r>
+        <w:t xml:space="preserve">Ergebnis</w:t>
+      </w:r>
+    </w:p>
+    <w:p>
+      <w:pPr>
+        <w:pStyle w:val="FirstParagraph"/>
+      </w:pPr>
+      <w:r>
+        <w:t xml:space="preserve">Klasse 10 ist inhaltlich und strukturell bis auf die noch zu erzeugenden und zu prüfenden PowerPoint-Dateien vollständig vorbereitet. Nach deren Erstellung und Build-Prüfung kann die Klassenstufe als abgeschlossen bewertet werden.</w:t>
+      </w:r>
+    </w:p>
+    <w:bookmarkEnd w:id="45"/>
+    <w:bookmarkEnd w:id="46"/>
     <w:sectPr>
       <w:headerReference r:id="rId9" w:type="default"/>
       <w:footerReference r:id="rId11" w:type="default"/>
@@ -1045,7 +1328,7 @@
       <w:rPr>
         <w:sz w:val="16"/>
       </w:rPr>
-      <w:t>Unterrichtsmaterial Oberschule Sachsen · Version v0.4.0-490-g2532335-dirty · Build 18.08.2026</w:t>
+      <w:t>Unterrichtsmaterial Oberschule Sachsen · Version v0.4.0-521-g87c4bcc-dirty · Build 19.08.2026</w:t>
     </w:r>
   </w:p>
 </w:ftr>
@@ -1592,6 +1875,9 @@
     <w:abstractNumId w:val="991"/>
   </w:num>
   <w:num w:numId="1007">
+    <w:abstractNumId w:val="991"/>
+  </w:num>
+  <w:num w:numId="1008">
     <w:abstractNumId w:val="991"/>
   </w:num>
 </w:numbering>

--- a/Ausgabe/Klasse_10.docx
+++ b/Ausgabe/Klasse_10.docx
@@ -1328,7 +1328,7 @@
       <w:rPr>
         <w:sz w:val="16"/>
       </w:rPr>
-      <w:t>Unterrichtsmaterial Oberschule Sachsen · Version v0.4.0-521-g87c4bcc-dirty · Build 19.08.2026</w:t>
+      <w:t>Unterrichtsmaterial Oberschule Sachsen · Version v0.4.0-527-gca6ed1b-dirty · Build 19.08.2026</w:t>
     </w:r>
   </w:p>
 </w:ftr>

--- a/Ausgabe/Klasse_10.docx
+++ b/Ausgabe/Klasse_10.docx
@@ -1328,7 +1328,7 @@
       <w:rPr>
         <w:sz w:val="16"/>
       </w:rPr>
-      <w:t>Unterrichtsmaterial Oberschule Sachsen · Version v0.4.0-527-gca6ed1b-dirty · Build 19.08.2026</w:t>
+      <w:t>Unterrichtsmaterial Oberschule Sachsen · Version v0.4.0-530-gbb43ae4-dirty · Build 20.08.2026</w:t>
     </w:r>
   </w:p>
 </w:ftr>

--- a/Ausgabe/Klasse_10.docx
+++ b/Ausgabe/Klasse_10.docx
@@ -650,7 +650,7 @@
     </w:p>
     <w:bookmarkEnd w:id="30"/>
     <w:bookmarkEnd w:id="31"/>
-    <w:bookmarkStart w:id="46" w:name="audit-klasse-10"/>
+    <w:bookmarkStart w:id="48" w:name="audit-klasse-10"/>
     <w:p>
       <w:pPr>
         <w:pStyle w:val="Heading1"/>
@@ -746,7 +746,15 @@
         <w:pStyle w:val="Heading3"/>
       </w:pPr>
       <w:r>
-        <w:t xml:space="preserve">Webbasierte Anwendungen</w:t>
+        <w:t xml:space="preserve">01 – Webbasierte Anwendungen</w:t>
+      </w:r>
+    </w:p>
+    <w:p>
+      <w:pPr>
+        <w:pStyle w:val="FirstParagraph"/>
+      </w:pPr>
+      <w:r>
+        <w:t xml:space="preserve">Abgedeckt sind insbesondere:</w:t>
       </w:r>
     </w:p>
     <w:p>
@@ -758,7 +766,7 @@
         <w:pStyle w:val="Compact"/>
       </w:pPr>
       <w:r>
-        <w:t xml:space="preserve">informatische Konzepte zur Erstellung digitaler Medien</w:t>
+        <w:t xml:space="preserve">Webanwendung als Gesamtsystem statt reines Frontend</w:t>
       </w:r>
     </w:p>
     <w:p>
@@ -770,7 +778,7 @@
         <w:pStyle w:val="Compact"/>
       </w:pPr>
       <w:r>
-        <w:t xml:space="preserve">lokale und webbasierte Anwendungen</w:t>
+        <w:t xml:space="preserve">Client/Server und 3-Tier-/3-Schicht-Architektur</w:t>
       </w:r>
     </w:p>
     <w:p>
@@ -782,7 +790,7 @@
         <w:pStyle w:val="Compact"/>
       </w:pPr>
       <w:r>
-        <w:t xml:space="preserve">Client, Server, Netzwerkprotokolle und Zugriffsrechte</w:t>
+        <w:t xml:space="preserve">clientseitige Single Page Applications und serverseitiges Rendering</w:t>
       </w:r>
     </w:p>
     <w:p>
@@ -794,7 +802,7 @@
         <w:pStyle w:val="Compact"/>
       </w:pPr>
       <w:r>
-        <w:t xml:space="preserve">Klassen und Objekte</w:t>
+        <w:t xml:space="preserve">HTTP-Anfrage/Antwort, Polling, Server-Sent Events und WebSocket</w:t>
       </w:r>
     </w:p>
     <w:p>
@@ -806,7 +814,7 @@
         <w:pStyle w:val="Compact"/>
       </w:pPr>
       <w:r>
-        <w:t xml:space="preserve">Methoden/Operationen zur Änderung von Attributen</w:t>
+        <w:t xml:space="preserve">HTML, Hypertext und Programmierschnittstellen</w:t>
       </w:r>
     </w:p>
     <w:p>
@@ -818,7 +826,7 @@
         <w:pStyle w:val="Compact"/>
       </w:pPr>
       <w:r>
-        <w:t xml:space="preserve">Datensicherheit im Internet</w:t>
+        <w:t xml:space="preserve">Hosting, Rechenzentrum und Cloud</w:t>
       </w:r>
     </w:p>
     <w:p>
@@ -830,7 +838,7 @@
         <w:pStyle w:val="Compact"/>
       </w:pPr>
       <w:r>
-        <w:t xml:space="preserve">privater und öffentlicher Bereich</w:t>
+        <w:t xml:space="preserve">Software as a Service, Platform as a Service und Infrastructure as a Service</w:t>
       </w:r>
     </w:p>
     <w:p>
@@ -842,7 +850,7 @@
         <w:pStyle w:val="Compact"/>
       </w:pPr>
       <w:r>
-        <w:t xml:space="preserve">soziale Netzwerke</w:t>
+        <w:t xml:space="preserve">Shared Responsibility</w:t>
       </w:r>
     </w:p>
     <w:p>
@@ -854,7 +862,7 @@
         <w:pStyle w:val="Compact"/>
       </w:pPr>
       <w:r>
-        <w:t xml:space="preserve">Standortdaten und Cookies</w:t>
+        <w:t xml:space="preserve">Authentisierung und Autorisierung</w:t>
       </w:r>
     </w:p>
     <w:p>
@@ -866,7 +874,7 @@
         <w:pStyle w:val="Compact"/>
       </w:pPr>
       <w:r>
-        <w:t xml:space="preserve">Passwortsicherheit und Backupstrategien</w:t>
+        <w:t xml:space="preserve">Kontoschutz und Multi-Faktor-Authentisierung</w:t>
       </w:r>
     </w:p>
     <w:p>
@@ -878,7 +886,7 @@
         <w:pStyle w:val="Compact"/>
       </w:pPr>
       <w:r>
-        <w:t xml:space="preserve">Grundidee asymmetrischer Verschlüsselungsverfahren</w:t>
+        <w:t xml:space="preserve">Phishing und Social Engineering</w:t>
       </w:r>
     </w:p>
     <w:p>
@@ -890,7 +898,75 @@
         <w:pStyle w:val="Compact"/>
       </w:pPr>
       <w:r>
-        <w:t xml:space="preserve">öffentlicher und privater Schlüssel</w:t>
+        <w:t xml:space="preserve">IT-Security, Schutzziele, Angriffsfläche und Security by Design</w:t>
+      </w:r>
+    </w:p>
+    <w:p>
+      <w:pPr>
+        <w:numPr>
+          <w:ilvl w:val="0"/>
+          <w:numId w:val="1005"/>
+        </w:numPr>
+        <w:pStyle w:val="Compact"/>
+      </w:pPr>
+      <w:r>
+        <w:t xml:space="preserve">White Hat, Black Hat, Grey Hat und autorisiertes Penetration Testing</w:t>
+      </w:r>
+    </w:p>
+    <w:p>
+      <w:pPr>
+        <w:numPr>
+          <w:ilvl w:val="0"/>
+          <w:numId w:val="1005"/>
+        </w:numPr>
+        <w:pStyle w:val="Compact"/>
+      </w:pPr>
+      <w:r>
+        <w:t xml:space="preserve">Backup, Wiederherstellung und Datensicherheit</w:t>
+      </w:r>
+    </w:p>
+    <w:p>
+      <w:pPr>
+        <w:numPr>
+          <w:ilvl w:val="0"/>
+          <w:numId w:val="1005"/>
+        </w:numPr>
+        <w:pStyle w:val="Compact"/>
+      </w:pPr>
+      <w:r>
+        <w:t xml:space="preserve">Verschlüsselung bei Kommunikation und Speicherung</w:t>
+      </w:r>
+    </w:p>
+    <w:p>
+      <w:pPr>
+        <w:numPr>
+          <w:ilvl w:val="0"/>
+          <w:numId w:val="1005"/>
+        </w:numPr>
+        <w:pStyle w:val="Compact"/>
+      </w:pPr>
+      <w:r>
+        <w:t xml:space="preserve">Datenschutz, personenbezogene Daten und regulatorischer Kontext</w:t>
+      </w:r>
+    </w:p>
+    <w:p>
+      <w:pPr>
+        <w:numPr>
+          <w:ilvl w:val="0"/>
+          <w:numId w:val="1005"/>
+        </w:numPr>
+        <w:pStyle w:val="Compact"/>
+      </w:pPr>
+      <w:r>
+        <w:t xml:space="preserve">Künstliche Intelligenz und die Pflicht zur Prüfung KI-generierter Ergebnisse bzw. Codes</w:t>
+      </w:r>
+    </w:p>
+    <w:p>
+      <w:pPr>
+        <w:pStyle w:val="FirstParagraph"/>
+      </w:pPr>
+      <w:r>
+        <w:t xml:space="preserve">Die Darstellung verwendet ein Schülerfestival als durchgängiges Anwendungsbeispiel und trennt bewusst Architektur, Bereitstellung, Kommunikation, Sicherheit und Datenschutz.</w:t>
       </w:r>
     </w:p>
     <w:bookmarkEnd w:id="34"/>
@@ -900,7 +976,15 @@
         <w:pStyle w:val="Heading3"/>
       </w:pPr>
       <w:r>
-        <w:t xml:space="preserve">Komplexes Informatikprojekt</w:t>
+        <w:t xml:space="preserve">02 – Komplexes Informatikprojekt</w:t>
+      </w:r>
+    </w:p>
+    <w:p>
+      <w:pPr>
+        <w:pStyle w:val="FirstParagraph"/>
+      </w:pPr>
+      <w:r>
+        <w:t xml:space="preserve">Abgedeckt sind insbesondere:</w:t>
       </w:r>
     </w:p>
     <w:p>
@@ -912,7 +996,7 @@
         <w:pStyle w:val="Compact"/>
       </w:pPr>
       <w:r>
-        <w:t xml:space="preserve">Projekt zur Lösung einer Problemstellung mit informatischen Werkzeugen</w:t>
+        <w:t xml:space="preserve">komplexe Problemstellung mit informatischen Werkzeugen</w:t>
       </w:r>
     </w:p>
     <w:p>
@@ -924,7 +1008,7 @@
         <w:pStyle w:val="Compact"/>
       </w:pPr>
       <w:r>
-        <w:t xml:space="preserve">Analyse und Planung</w:t>
+        <w:t xml:space="preserve">Analyse, Zieldefinition, Anforderungen und Projektumfang</w:t>
       </w:r>
     </w:p>
     <w:p>
@@ -936,7 +1020,7 @@
         <w:pStyle w:val="Compact"/>
       </w:pPr>
       <w:r>
-        <w:t xml:space="preserve">Definition von Schnittstellen zwischen Arbeitsgruppen</w:t>
+        <w:t xml:space="preserve">Zerlegung in Teilprojekte</w:t>
       </w:r>
     </w:p>
     <w:p>
@@ -948,7 +1032,7 @@
         <w:pStyle w:val="Compact"/>
       </w:pPr>
       <w:r>
-        <w:t xml:space="preserve">kollaborative Werkzeuge</w:t>
+        <w:t xml:space="preserve">Rollen und Verantwortlichkeiten</w:t>
       </w:r>
     </w:p>
     <w:p>
@@ -960,7 +1044,7 @@
         <w:pStyle w:val="Compact"/>
       </w:pPr>
       <w:r>
-        <w:t xml:space="preserve">Zusammenführen von Einzelergebnissen</w:t>
+        <w:t xml:space="preserve">Schnittstellen und Übergaben zwischen Arbeitsgruppen</w:t>
       </w:r>
     </w:p>
     <w:p>
@@ -972,7 +1056,7 @@
         <w:pStyle w:val="Compact"/>
       </w:pPr>
       <w:r>
-        <w:t xml:space="preserve">Dokumentation des Projektverlaufs</w:t>
+        <w:t xml:space="preserve">einheitliche Vorlagen und gemeinsame Datenablage</w:t>
       </w:r>
     </w:p>
     <w:p>
@@ -984,7 +1068,7 @@
         <w:pStyle w:val="Compact"/>
       </w:pPr>
       <w:r>
-        <w:t xml:space="preserve">kontinuierliche Sicherung</w:t>
+        <w:t xml:space="preserve">Mini-Projektmanagement</w:t>
       </w:r>
     </w:p>
     <w:p>
@@ -996,7 +1080,159 @@
         <w:pStyle w:val="Compact"/>
       </w:pPr>
       <w:r>
-        <w:t xml:space="preserve">Auswertung, Präsentation und Reflexion</w:t>
+        <w:t xml:space="preserve">Gantt-Diagramm, Abhängigkeiten, Meilensteine und Puffer</w:t>
+      </w:r>
+    </w:p>
+    <w:p>
+      <w:pPr>
+        <w:numPr>
+          <w:ilvl w:val="0"/>
+          <w:numId w:val="1006"/>
+        </w:numPr>
+        <w:pStyle w:val="Compact"/>
+      </w:pPr>
+      <w:r>
+        <w:t xml:space="preserve">Kanban als ergänzendes Arbeitsboard</w:t>
+      </w:r>
+    </w:p>
+    <w:p>
+      <w:pPr>
+        <w:numPr>
+          <w:ilvl w:val="0"/>
+          <w:numId w:val="1006"/>
+        </w:numPr>
+        <w:pStyle w:val="Compact"/>
+      </w:pPr>
+      <w:r>
+        <w:t xml:space="preserve">Risikomanagement</w:t>
+      </w:r>
+    </w:p>
+    <w:p>
+      <w:pPr>
+        <w:numPr>
+          <w:ilvl w:val="0"/>
+          <w:numId w:val="1006"/>
+        </w:numPr>
+        <w:pStyle w:val="Compact"/>
+      </w:pPr>
+      <w:r>
+        <w:t xml:space="preserve">laufende Reviews von Zwischen- und Endergebnissen</w:t>
+      </w:r>
+    </w:p>
+    <w:p>
+      <w:pPr>
+        <w:numPr>
+          <w:ilvl w:val="0"/>
+          <w:numId w:val="1006"/>
+        </w:numPr>
+        <w:pStyle w:val="Compact"/>
+      </w:pPr>
+      <w:r>
+        <w:t xml:space="preserve">Lehrerreview und klare Freigabeverantwortung</w:t>
+      </w:r>
+    </w:p>
+    <w:p>
+      <w:pPr>
+        <w:numPr>
+          <w:ilvl w:val="0"/>
+          <w:numId w:val="1006"/>
+        </w:numPr>
+        <w:pStyle w:val="Compact"/>
+      </w:pPr>
+      <w:r>
+        <w:t xml:space="preserve">Qualitätssicherung und Vier-Augen-Prinzip</w:t>
+      </w:r>
+    </w:p>
+    <w:p>
+      <w:pPr>
+        <w:numPr>
+          <w:ilvl w:val="0"/>
+          <w:numId w:val="1006"/>
+        </w:numPr>
+        <w:pStyle w:val="Compact"/>
+      </w:pPr>
+      <w:r>
+        <w:t xml:space="preserve">Versionierung, Backup und Datenlebenszyklus</w:t>
+      </w:r>
+    </w:p>
+    <w:p>
+      <w:pPr>
+        <w:numPr>
+          <w:ilvl w:val="0"/>
+          <w:numId w:val="1006"/>
+        </w:numPr>
+        <w:pStyle w:val="Compact"/>
+      </w:pPr>
+      <w:r>
+        <w:t xml:space="preserve">Datenschutz, Persönlichkeitsrechte, Urheberrecht und Nutzungsrechte</w:t>
+      </w:r>
+    </w:p>
+    <w:p>
+      <w:pPr>
+        <w:numPr>
+          <w:ilvl w:val="0"/>
+          <w:numId w:val="1006"/>
+        </w:numPr>
+        <w:pStyle w:val="Compact"/>
+      </w:pPr>
+      <w:r>
+        <w:t xml:space="preserve">verantwortlicher Einsatz Künstlicher Intelligenz</w:t>
+      </w:r>
+    </w:p>
+    <w:p>
+      <w:pPr>
+        <w:numPr>
+          <w:ilvl w:val="0"/>
+          <w:numId w:val="1006"/>
+        </w:numPr>
+        <w:pStyle w:val="Compact"/>
+      </w:pPr>
+      <w:r>
+        <w:t xml:space="preserve">technische Produktion und Veröffentlichung</w:t>
+      </w:r>
+    </w:p>
+    <w:p>
+      <w:pPr>
+        <w:numPr>
+          <w:ilvl w:val="0"/>
+          <w:numId w:val="1006"/>
+        </w:numPr>
+        <w:pStyle w:val="Compact"/>
+      </w:pPr>
+      <w:r>
+        <w:t xml:space="preserve">Dokumentation, Präsentation und Retrospektive</w:t>
+      </w:r>
+    </w:p>
+    <w:p>
+      <w:pPr>
+        <w:pStyle w:val="FirstParagraph"/>
+      </w:pPr>
+      <w:r>
+        <w:t xml:space="preserve">Die</w:t>
+      </w:r>
+      <w:r>
+        <w:t xml:space="preserve"> </w:t>
+      </w:r>
+      <w:r>
+        <w:rPr>
+          <w:bCs/>
+          <w:b/>
+        </w:rPr>
+        <w:t xml:space="preserve">Abschlusszeitung</w:t>
+      </w:r>
+      <w:r>
+        <w:t xml:space="preserve"> </w:t>
+      </w:r>
+      <w:r>
+        <w:t xml:space="preserve">dient als lebensnahes Leitprojekt. Alternativ kann ein anderes ausreichend komplexes schulisches Informatikprojekt eingesetzt werden.</w:t>
+      </w:r>
+    </w:p>
+    <w:p>
+      <w:pPr>
+        <w:pStyle w:val="BodyText"/>
+      </w:pPr>
+      <w:r>
+        <w:t xml:space="preserve">Für die Abschlusszeitung stehen ergänzende Projektvorlagen zur Verfügung, darunter Projektauftrag, Beitrags- und Interviewvorlagen, Gantt-Vorlage und Gantt-Beispiel, Review-Vorlage sowie Projekttagebuch.</w:t>
       </w:r>
     </w:p>
     <w:bookmarkEnd w:id="35"/>
@@ -1024,122 +1260,7 @@
         <w:pStyle w:val="FirstParagraph"/>
       </w:pPr>
       <w:r>
-        <w:t xml:space="preserve">Ausgearbeitet mit digitalem Fußabdruck, Datensammlungen, Standortdaten, Cookies/Tracking, sozialen Medien, App-Berechtigungen, Datensparsamkeit und Kontoschutz.</w:t>
-      </w:r>
-    </w:p>
-    <w:bookmarkEnd w:id="37"/>
-    <w:bookmarkStart w:id="38" w:name="mobile-endgeräte-1"/>
-    <w:p>
-      <w:pPr>
-        <w:pStyle w:val="Heading3"/>
-      </w:pPr>
-      <w:r>
-        <w:t xml:space="preserve">04 – Mobile Endgeräte</w:t>
-      </w:r>
-    </w:p>
-    <w:p>
-      <w:pPr>
-        <w:pStyle w:val="FirstParagraph"/>
-      </w:pPr>
-      <w:r>
-        <w:t xml:space="preserve">Ausgearbeitet mit mobilem Bezahlen, Beteiligten und Datenfluss, Authentisierung und Autorisierung, technischen Schutzmechanismen, Verlustszenario, Risikoanalyse und begründeter Bewertung.</w:t>
-      </w:r>
-    </w:p>
-    <w:bookmarkEnd w:id="38"/>
-    <w:bookmarkStart w:id="39" w:name="computergrafik-1"/>
-    <w:p>
-      <w:pPr>
-        <w:pStyle w:val="Heading3"/>
-      </w:pPr>
-      <w:r>
-        <w:t xml:space="preserve">05 – Computergrafik</w:t>
-      </w:r>
-    </w:p>
-    <w:p>
-      <w:pPr>
-        <w:pStyle w:val="FirstParagraph"/>
-      </w:pPr>
-      <w:r>
-        <w:t xml:space="preserve">Ausgearbeitet mit historischer Entwicklung, Auflösung, Farbtiefe, Bildrate, Rohdatenmengen, Rechenleistung, Speicher, Bandbreite, Kompression und Streaming.</w:t>
-      </w:r>
-    </w:p>
-    <w:bookmarkEnd w:id="39"/>
-    <w:bookmarkEnd w:id="40"/>
-    <w:bookmarkStart w:id="41" w:name="strukturprüfung"/>
-    <w:p>
-      <w:pPr>
-        <w:pStyle w:val="Heading2"/>
-      </w:pPr>
-      <w:r>
-        <w:t xml:space="preserve">Strukturprüfung</w:t>
-      </w:r>
-    </w:p>
-    <w:p>
-      <w:pPr>
-        <w:pStyle w:val="FirstParagraph"/>
-      </w:pPr>
-      <w:r>
-        <w:t xml:space="preserve">Für alle fünf Unterrichtsbereiche sind Arbeitsheft bzw. Lernaufgaben, Lehrerhinweise, Material, Lösungen und Präsentationsquellen vorhanden. Quellenhinweise sind vorhanden. Die Präsentations-Markdowns liegen einheitlich unter</w:t>
-      </w:r>
-      <w:r>
-        <w:t xml:space="preserve"> </w:t>
-      </w:r>
-      <w:r>
-        <w:rPr>
-          <w:rStyle w:val="VerbatimChar"/>
-        </w:rPr>
-        <w:t xml:space="preserve">05_Praesentationen/md/</w:t>
-      </w:r>
-      <w:r>
-        <w:t xml:space="preserve">; fertige</w:t>
-      </w:r>
-      <w:r>
-        <w:t xml:space="preserve"> </w:t>
-      </w:r>
-      <w:r>
-        <w:rPr>
-          <w:rStyle w:val="VerbatimChar"/>
-        </w:rPr>
-        <w:t xml:space="preserve">.pptx</w:t>
-      </w:r>
-      <w:r>
-        <w:t xml:space="preserve"> </w:t>
-      </w:r>
-      <w:r>
-        <w:t xml:space="preserve">werden direkt in</w:t>
-      </w:r>
-      <w:r>
-        <w:t xml:space="preserve"> </w:t>
-      </w:r>
-      <w:r>
-        <w:rPr>
-          <w:rStyle w:val="VerbatimChar"/>
-        </w:rPr>
-        <w:t xml:space="preserve">05_Praesentationen/</w:t>
-      </w:r>
-      <w:r>
-        <w:t xml:space="preserve"> </w:t>
-      </w:r>
-      <w:r>
-        <w:t xml:space="preserve">abgelegt.</w:t>
-      </w:r>
-    </w:p>
-    <w:p>
-      <w:pPr>
-        <w:pStyle w:val="BodyText"/>
-      </w:pPr>
-      <w:r>
-        <w:t xml:space="preserve">Die Pflichtbereiche 01 und 02 enthalten zusätzlich schriftliche Lernkontrollen. Für Wahlbereiche sind eigene Lernkontrollen optional und nicht Voraussetzung für strukturelle Vollständigkeit.</w:t>
-      </w:r>
-    </w:p>
-    <w:bookmarkEnd w:id="41"/>
-    <w:bookmarkStart w:id="42" w:name="noch-offen-vor-abschluss-klasse-10"/>
-    <w:p>
-      <w:pPr>
-        <w:pStyle w:val="Heading2"/>
-      </w:pPr>
-      <w:r>
-        <w:t xml:space="preserve">Noch offen vor Abschluss Klasse 10</w:t>
+        <w:t xml:space="preserve">Ausgearbeitet mit:</w:t>
       </w:r>
     </w:p>
     <w:p>
@@ -1151,7 +1272,7 @@
         <w:pStyle w:val="Compact"/>
       </w:pPr>
       <w:r>
-        <w:t xml:space="preserve">PowerPoint-Dateien aus den Präsentationsquellen erstellen und didaktisch/visuell prüfen</w:t>
+        <w:t xml:space="preserve">digitalem Fußabdruck</w:t>
       </w:r>
     </w:p>
     <w:p>
@@ -1163,7 +1284,7 @@
         <w:pStyle w:val="Compact"/>
       </w:pPr>
       <w:r>
-        <w:t xml:space="preserve">Lehrerhinweise in den PowerPoints ergänzen</w:t>
+        <w:t xml:space="preserve">bewusst angegebenen, automatisch erzeugten und abgeleiteten Daten</w:t>
       </w:r>
     </w:p>
     <w:p>
@@ -1175,7 +1296,7 @@
         <w:pStyle w:val="Compact"/>
       </w:pPr>
       <w:r>
-        <w:t xml:space="preserve">Build-Ausgabe für Klasse 10 prüfen</w:t>
+        <w:t xml:space="preserve">Metadaten</w:t>
       </w:r>
     </w:p>
     <w:p>
@@ -1187,17 +1308,103 @@
         <w:pStyle w:val="Compact"/>
       </w:pPr>
       <w:r>
-        <w:t xml:space="preserve">abschließende Querverweis- und Dateinamenprüfung</w:t>
-      </w:r>
-    </w:p>
-    <w:bookmarkEnd w:id="42"/>
-    <w:bookmarkStart w:id="43" w:name="leistungsbewertung-1"/>
-    <w:p>
-      <w:pPr>
-        <w:pStyle w:val="Heading2"/>
-      </w:pPr>
-      <w:r>
-        <w:t xml:space="preserve">Leistungsbewertung</w:t>
+        <w:t xml:space="preserve">Datenaggregation und Profilbildung</w:t>
+      </w:r>
+    </w:p>
+    <w:p>
+      <w:pPr>
+        <w:numPr>
+          <w:ilvl w:val="0"/>
+          <w:numId w:val="1007"/>
+        </w:numPr>
+        <w:pStyle w:val="Compact"/>
+      </w:pPr>
+      <w:r>
+        <w:t xml:space="preserve">Tracking, Cookies, Tracking-Pixel und Browser-Fingerprinting</w:t>
+      </w:r>
+    </w:p>
+    <w:p>
+      <w:pPr>
+        <w:numPr>
+          <w:ilvl w:val="0"/>
+          <w:numId w:val="1007"/>
+        </w:numPr>
+        <w:pStyle w:val="Compact"/>
+      </w:pPr>
+      <w:r>
+        <w:t xml:space="preserve">App-Berechtigungen</w:t>
+      </w:r>
+    </w:p>
+    <w:p>
+      <w:pPr>
+        <w:numPr>
+          <w:ilvl w:val="0"/>
+          <w:numId w:val="1007"/>
+        </w:numPr>
+        <w:pStyle w:val="Compact"/>
+      </w:pPr>
+      <w:r>
+        <w:t xml:space="preserve">Datenminimierung, Zweckbindung und Transparenz</w:t>
+      </w:r>
+    </w:p>
+    <w:p>
+      <w:pPr>
+        <w:numPr>
+          <w:ilvl w:val="0"/>
+          <w:numId w:val="1007"/>
+        </w:numPr>
+        <w:pStyle w:val="Compact"/>
+      </w:pPr>
+      <w:r>
+        <w:t xml:space="preserve">Komfort-versus-Datenschutz-Abwägungen</w:t>
+      </w:r>
+    </w:p>
+    <w:p>
+      <w:pPr>
+        <w:numPr>
+          <w:ilvl w:val="0"/>
+          <w:numId w:val="1007"/>
+        </w:numPr>
+        <w:pStyle w:val="Compact"/>
+      </w:pPr>
+      <w:r>
+        <w:t xml:space="preserve">KI-basierter Datenauswertung und möglichen Fehlklassifikationen</w:t>
+      </w:r>
+    </w:p>
+    <w:p>
+      <w:pPr>
+        <w:numPr>
+          <w:ilvl w:val="0"/>
+          <w:numId w:val="1007"/>
+        </w:numPr>
+        <w:pStyle w:val="Compact"/>
+      </w:pPr>
+      <w:r>
+        <w:t xml:space="preserve">Kontoschutz, Passwortmanager und Multi-Faktor-Authentisierung</w:t>
+      </w:r>
+    </w:p>
+    <w:p>
+      <w:pPr>
+        <w:numPr>
+          <w:ilvl w:val="0"/>
+          <w:numId w:val="1007"/>
+        </w:numPr>
+        <w:pStyle w:val="Compact"/>
+      </w:pPr>
+      <w:r>
+        <w:t xml:space="preserve">Credential Stuffing</w:t>
+      </w:r>
+    </w:p>
+    <w:p>
+      <w:pPr>
+        <w:numPr>
+          <w:ilvl w:val="0"/>
+          <w:numId w:val="1007"/>
+        </w:numPr>
+        <w:pStyle w:val="Compact"/>
+      </w:pPr>
+      <w:r>
+        <w:t xml:space="preserve">persönlichen Maßnahmenplänen und Fallbeispielen</w:t>
       </w:r>
     </w:p>
     <w:p>
@@ -1205,17 +1412,25 @@
         <w:pStyle w:val="FirstParagraph"/>
       </w:pPr>
       <w:r>
-        <w:t xml:space="preserve">Vier schriftliche Leistungskontrollen stellen zwei planbare schriftliche Noten pro Halbjahr bereit. Sie sind thematisch den verbindlichen Lerninhalten zugeordnet.</w:t>
-      </w:r>
-    </w:p>
-    <w:bookmarkEnd w:id="43"/>
-    <w:bookmarkStart w:id="44" w:name="qualitätsregeln"/>
-    <w:p>
-      <w:pPr>
-        <w:pStyle w:val="Heading2"/>
-      </w:pPr>
-      <w:r>
-        <w:t xml:space="preserve">Qualitätsregeln</w:t>
+        <w:t xml:space="preserve">Der Wahlbereich ergänzt den Security-Block aus Lernbereich 01 und fokussiert bewusst Datenspuren, Profilbildung, Datenschutz und persönliche Kontrolle.</w:t>
+      </w:r>
+    </w:p>
+    <w:bookmarkEnd w:id="37"/>
+    <w:bookmarkStart w:id="38" w:name="mobile-endgeräte-1"/>
+    <w:p>
+      <w:pPr>
+        <w:pStyle w:val="Heading3"/>
+      </w:pPr>
+      <w:r>
+        <w:t xml:space="preserve">04 – Mobile Endgeräte</w:t>
+      </w:r>
+    </w:p>
+    <w:p>
+      <w:pPr>
+        <w:pStyle w:val="FirstParagraph"/>
+      </w:pPr>
+      <w:r>
+        <w:t xml:space="preserve">Ausgearbeitet mit:</w:t>
       </w:r>
     </w:p>
     <w:p>
@@ -1227,7 +1442,7 @@
         <w:pStyle w:val="Compact"/>
       </w:pPr>
       <w:r>
-        <w:t xml:space="preserve">Sicherheitsinhalte werden defensiv und schutzorientiert vermittelt.</w:t>
+        <w:t xml:space="preserve">mobilen Endgeräten als vollständigen Computersystemen</w:t>
       </w:r>
     </w:p>
     <w:p>
@@ -1239,7 +1454,7 @@
         <w:pStyle w:val="Compact"/>
       </w:pPr>
       <w:r>
-        <w:t xml:space="preserve">Projektkompetenz wird über Zerlegung, Schnittstellen, Integration, Test, Dokumentation und Reflexion aufgebaut.</w:t>
+        <w:t xml:space="preserve">System-on-a-Chip, Arbeitsspeicher, Flash-Speicher und spezialisierten Recheneinheiten</w:t>
       </w:r>
     </w:p>
     <w:p>
@@ -1251,7 +1466,7 @@
         <w:pStyle w:val="Compact"/>
       </w:pPr>
       <w:r>
-        <w:t xml:space="preserve">Produkt- und Werkzeugnamen bleiben austauschbare Beispiele.</w:t>
+        <w:t xml:space="preserve">Sensoren und satellitengestützter Positionsbestimmung</w:t>
       </w:r>
     </w:p>
     <w:p>
@@ -1263,7 +1478,7 @@
         <w:pStyle w:val="Compact"/>
       </w:pPr>
       <w:r>
-        <w:t xml:space="preserve">Weiterführende technische Details werden als Vertiefung gekennzeichnet.</w:t>
+        <w:t xml:space="preserve">Mobilfunk, Wireless Local Area Network, Bluetooth und Near Field Communication</w:t>
       </w:r>
     </w:p>
     <w:p>
@@ -1275,16 +1490,804 @@
         <w:pStyle w:val="Compact"/>
       </w:pPr>
       <w:r>
-        <w:t xml:space="preserve">Berechnungen zu Computergrafik werden als Modellrechnungen für unkomprimierte Rohdaten gekennzeichnet.</w:t>
+        <w:t xml:space="preserve">Betriebssystem, Programmierschnittstellen, Sandbox und Berechtigungen</w:t>
+      </w:r>
+    </w:p>
+    <w:p>
+      <w:pPr>
+        <w:numPr>
+          <w:ilvl w:val="0"/>
+          <w:numId w:val="1008"/>
+        </w:numPr>
+        <w:pStyle w:val="Compact"/>
+      </w:pPr>
+      <w:r>
+        <w:t xml:space="preserve">Softwareupdates und Installationsquellen</w:t>
+      </w:r>
+    </w:p>
+    <w:p>
+      <w:pPr>
+        <w:numPr>
+          <w:ilvl w:val="0"/>
+          <w:numId w:val="1008"/>
+        </w:numPr>
+        <w:pStyle w:val="Compact"/>
+      </w:pPr>
+      <w:r>
+        <w:t xml:space="preserve">Cloud-Synchronisation und Abgrenzung zum Backup</w:t>
+      </w:r>
+    </w:p>
+    <w:p>
+      <w:pPr>
+        <w:numPr>
+          <w:ilvl w:val="0"/>
+          <w:numId w:val="1008"/>
+        </w:numPr>
+        <w:pStyle w:val="Compact"/>
+      </w:pPr>
+      <w:r>
+        <w:t xml:space="preserve">mobilem Bezahlen als Leitbeispiel</w:t>
+      </w:r>
+    </w:p>
+    <w:p>
+      <w:pPr>
+        <w:numPr>
+          <w:ilvl w:val="0"/>
+          <w:numId w:val="1008"/>
+        </w:numPr>
+        <w:pStyle w:val="Compact"/>
+      </w:pPr>
+      <w:r>
+        <w:t xml:space="preserve">Authentisierung und Autorisierung</w:t>
+      </w:r>
+    </w:p>
+    <w:p>
+      <w:pPr>
+        <w:numPr>
+          <w:ilvl w:val="0"/>
+          <w:numId w:val="1008"/>
+        </w:numPr>
+        <w:pStyle w:val="Compact"/>
+      </w:pPr>
+      <w:r>
+        <w:t xml:space="preserve">Biometrie und Tokenisierung</w:t>
+      </w:r>
+    </w:p>
+    <w:p>
+      <w:pPr>
+        <w:numPr>
+          <w:ilvl w:val="0"/>
+          <w:numId w:val="1008"/>
+        </w:numPr>
+        <w:pStyle w:val="Compact"/>
+      </w:pPr>
+      <w:r>
+        <w:t xml:space="preserve">mehrschichtigen Schutzmechanismen</w:t>
+      </w:r>
+    </w:p>
+    <w:p>
+      <w:pPr>
+        <w:numPr>
+          <w:ilvl w:val="0"/>
+          <w:numId w:val="1008"/>
+        </w:numPr>
+        <w:pStyle w:val="Compact"/>
+      </w:pPr>
+      <w:r>
+        <w:t xml:space="preserve">Verlustszenario und priorisierten Gegenmaßnahmen</w:t>
+      </w:r>
+    </w:p>
+    <w:p>
+      <w:pPr>
+        <w:numPr>
+          <w:ilvl w:val="0"/>
+          <w:numId w:val="1008"/>
+        </w:numPr>
+        <w:pStyle w:val="Compact"/>
+      </w:pPr>
+      <w:r>
+        <w:t xml:space="preserve">Energieverbrauch und Lithium-Ionen-Akkus</w:t>
+      </w:r>
+    </w:p>
+    <w:p>
+      <w:pPr>
+        <w:numPr>
+          <w:ilvl w:val="0"/>
+          <w:numId w:val="1008"/>
+        </w:numPr>
+        <w:pStyle w:val="Compact"/>
+      </w:pPr>
+      <w:r>
+        <w:t xml:space="preserve">Komfort, Datenschutz und technische Abhängigkeiten</w:t>
+      </w:r>
+    </w:p>
+    <w:bookmarkEnd w:id="38"/>
+    <w:bookmarkStart w:id="39" w:name="computergrafik-1"/>
+    <w:p>
+      <w:pPr>
+        <w:pStyle w:val="Heading3"/>
+      </w:pPr>
+      <w:r>
+        <w:t xml:space="preserve">05 – Computergrafik</w:t>
+      </w:r>
+    </w:p>
+    <w:p>
+      <w:pPr>
+        <w:pStyle w:val="FirstParagraph"/>
+      </w:pPr>
+      <w:r>
+        <w:t xml:space="preserve">Ausgearbeitet mit:</w:t>
+      </w:r>
+    </w:p>
+    <w:p>
+      <w:pPr>
+        <w:numPr>
+          <w:ilvl w:val="0"/>
+          <w:numId w:val="1009"/>
+        </w:numPr>
+        <w:pStyle w:val="Compact"/>
+      </w:pPr>
+      <w:r>
+        <w:t xml:space="preserve">Raster- und Vektorgrafik</w:t>
+      </w:r>
+    </w:p>
+    <w:p>
+      <w:pPr>
+        <w:numPr>
+          <w:ilvl w:val="0"/>
+          <w:numId w:val="1009"/>
+        </w:numPr>
+        <w:pStyle w:val="Compact"/>
+      </w:pPr>
+      <w:r>
+        <w:t xml:space="preserve">Dateiformaten wie JPEG, PNG und Scalable Vector Graphics</w:t>
+      </w:r>
+    </w:p>
+    <w:p>
+      <w:pPr>
+        <w:numPr>
+          <w:ilvl w:val="0"/>
+          <w:numId w:val="1009"/>
+        </w:numPr>
+        <w:pStyle w:val="Compact"/>
+      </w:pPr>
+      <w:r>
+        <w:t xml:space="preserve">Pixeln, Auflösung und Seitenverhältnis</w:t>
+      </w:r>
+    </w:p>
+    <w:p>
+      <w:pPr>
+        <w:numPr>
+          <w:ilvl w:val="0"/>
+          <w:numId w:val="1009"/>
+        </w:numPr>
+        <w:pStyle w:val="Compact"/>
+      </w:pPr>
+      <w:r>
+        <w:t xml:space="preserve">HD, Full HD, Quad HD, Ultra HD/4K und 8K</w:t>
+      </w:r>
+    </w:p>
+    <w:p>
+      <w:pPr>
+        <w:numPr>
+          <w:ilvl w:val="0"/>
+          <w:numId w:val="1009"/>
+        </w:numPr>
+        <w:pStyle w:val="Compact"/>
+      </w:pPr>
+      <w:r>
+        <w:t xml:space="preserve">menschlicher Wahrnehmung, Betrachtungsabstand und Pixeldichte</w:t>
+      </w:r>
+    </w:p>
+    <w:p>
+      <w:pPr>
+        <w:numPr>
+          <w:ilvl w:val="0"/>
+          <w:numId w:val="1009"/>
+        </w:numPr>
+        <w:pStyle w:val="Compact"/>
+      </w:pPr>
+      <w:r>
+        <w:t xml:space="preserve">Pixels per Inch und Dots per Inch sowie Bezug zum Ausdruck</w:t>
+      </w:r>
+    </w:p>
+    <w:p>
+      <w:pPr>
+        <w:numPr>
+          <w:ilvl w:val="0"/>
+          <w:numId w:val="1009"/>
+        </w:numPr>
+        <w:pStyle w:val="Compact"/>
+      </w:pPr>
+      <w:r>
+        <w:t xml:space="preserve">Farbtiefe und den Farbmodellen RGB und CMYK</w:t>
+      </w:r>
+    </w:p>
+    <w:p>
+      <w:pPr>
+        <w:numPr>
+          <w:ilvl w:val="0"/>
+          <w:numId w:val="1009"/>
+        </w:numPr>
+        <w:pStyle w:val="Compact"/>
+      </w:pPr>
+      <w:r>
+        <w:t xml:space="preserve">unkomprimierten Rohdatenmengen</w:t>
+      </w:r>
+    </w:p>
+    <w:p>
+      <w:pPr>
+        <w:numPr>
+          <w:ilvl w:val="0"/>
+          <w:numId w:val="1009"/>
+        </w:numPr>
+        <w:pStyle w:val="Compact"/>
+      </w:pPr>
+      <w:r>
+        <w:t xml:space="preserve">verlustfreier und verlustbehafteter Kompression</w:t>
+      </w:r>
+    </w:p>
+    <w:p>
+      <w:pPr>
+        <w:numPr>
+          <w:ilvl w:val="0"/>
+          <w:numId w:val="1009"/>
+        </w:numPr>
+        <w:pStyle w:val="Compact"/>
+      </w:pPr>
+      <w:r>
+        <w:t xml:space="preserve">Transparenz/Alpha-Kanal und Ebenen</w:t>
+      </w:r>
+    </w:p>
+    <w:p>
+      <w:pPr>
+        <w:numPr>
+          <w:ilvl w:val="0"/>
+          <w:numId w:val="1009"/>
+        </w:numPr>
+        <w:pStyle w:val="Compact"/>
+      </w:pPr>
+      <w:r>
+        <w:t xml:space="preserve">Grundlagen dreidimensionaler Computergrafik, Polygone und Rendering</w:t>
+      </w:r>
+    </w:p>
+    <w:p>
+      <w:pPr>
+        <w:numPr>
+          <w:ilvl w:val="0"/>
+          <w:numId w:val="1009"/>
+        </w:numPr>
+        <w:pStyle w:val="Compact"/>
+      </w:pPr>
+      <w:r>
+        <w:t xml:space="preserve">Central Processing Unit, Graphics Processing Unit, Random Access Memory und Video Random Access Memory</w:t>
+      </w:r>
+    </w:p>
+    <w:p>
+      <w:pPr>
+        <w:numPr>
+          <w:ilvl w:val="0"/>
+          <w:numId w:val="1009"/>
+        </w:numPr>
+        <w:pStyle w:val="Compact"/>
+      </w:pPr>
+      <w:r>
+        <w:t xml:space="preserve">Frames per Second, Framezeiten und Latenz</w:t>
+      </w:r>
+    </w:p>
+    <w:p>
+      <w:pPr>
+        <w:numPr>
+          <w:ilvl w:val="0"/>
+          <w:numId w:val="1009"/>
+        </w:numPr>
+        <w:pStyle w:val="Compact"/>
+      </w:pPr>
+      <w:r>
+        <w:t xml:space="preserve">Flaschenhälsen bei Echtzeitgrafik</w:t>
+      </w:r>
+    </w:p>
+    <w:p>
+      <w:pPr>
+        <w:numPr>
+          <w:ilvl w:val="0"/>
+          <w:numId w:val="1009"/>
+        </w:numPr>
+        <w:pStyle w:val="Compact"/>
+      </w:pPr>
+      <w:r>
+        <w:t xml:space="preserve">Grafik-Streaming und Cloud-Gaming</w:t>
+      </w:r>
+    </w:p>
+    <w:p>
+      <w:pPr>
+        <w:numPr>
+          <w:ilvl w:val="0"/>
+          <w:numId w:val="1009"/>
+        </w:numPr>
+        <w:pStyle w:val="Compact"/>
+      </w:pPr>
+      <w:r>
+        <w:t xml:space="preserve">Bandbreite versus Latenz</w:t>
+      </w:r>
+    </w:p>
+    <w:p>
+      <w:pPr>
+        <w:numPr>
+          <w:ilvl w:val="0"/>
+          <w:numId w:val="1009"/>
+        </w:numPr>
+        <w:pStyle w:val="Compact"/>
+      </w:pPr>
+      <w:r>
+        <w:t xml:space="preserve">KI-generierten bzw. KI-veränderten Bildern</w:t>
+      </w:r>
+    </w:p>
+    <w:p>
+      <w:pPr>
+        <w:numPr>
+          <w:ilvl w:val="0"/>
+          <w:numId w:val="1009"/>
+        </w:numPr>
+        <w:pStyle w:val="Compact"/>
+      </w:pPr>
+      <w:r>
+        <w:t xml:space="preserve">kritischer Bewertung digitaler Bildquellen</w:t>
+      </w:r>
+    </w:p>
+    <w:p>
+      <w:pPr>
+        <w:pStyle w:val="FirstParagraph"/>
+      </w:pPr>
+      <w:r>
+        <w:t xml:space="preserve">Berechnungen zu Bilddaten werden ausdrücklich als Modellrechnungen für unkomprimierte Daten gekennzeichnet.</w:t>
+      </w:r>
+    </w:p>
+    <w:bookmarkEnd w:id="39"/>
+    <w:bookmarkEnd w:id="40"/>
+    <w:bookmarkStart w:id="42" w:name="Xa6074a96eecc1e6ea22b7877acf40c4d294d893"/>
+    <w:p>
+      <w:pPr>
+        <w:pStyle w:val="Heading2"/>
+      </w:pPr>
+      <w:r>
+        <w:t xml:space="preserve">Didaktische und terminologische Konventionen</w:t>
+      </w:r>
+    </w:p>
+    <w:p>
+      <w:pPr>
+        <w:pStyle w:val="FirstParagraph"/>
+      </w:pPr>
+      <w:r>
+        <w:t xml:space="preserve">Klassenweit gelten folgende Qualitätsregeln für die Präsentationsquellen:</w:t>
+      </w:r>
+    </w:p>
+    <w:p>
+      <w:pPr>
+        <w:numPr>
+          <w:ilvl w:val="0"/>
+          <w:numId w:val="1010"/>
+        </w:numPr>
+        <w:pStyle w:val="Compact"/>
+      </w:pPr>
+      <w:r>
+        <w:t xml:space="preserve">Neue Fachbegriffe werden beim ersten didaktisch relevanten Auftreten erklärt.</w:t>
+      </w:r>
+    </w:p>
+    <w:p>
+      <w:pPr>
+        <w:numPr>
+          <w:ilvl w:val="0"/>
+          <w:numId w:val="1010"/>
+        </w:numPr>
+        <w:pStyle w:val="Compact"/>
+      </w:pPr>
+      <w:r>
+        <w:t xml:space="preserve">Abkürzungen werden nach Möglichkeit zuerst ausgeschrieben und anschließend in Klammern angegeben.</w:t>
+      </w:r>
+    </w:p>
+    <w:p>
+      <w:pPr>
+        <w:numPr>
+          <w:ilvl w:val="0"/>
+          <w:numId w:val="1010"/>
+        </w:numPr>
+        <w:pStyle w:val="Compact"/>
+      </w:pPr>
+      <w:r>
+        <w:t xml:space="preserve">Lehrerhinweise liefern Hintergrundwissen, typische Fehlvorstellungen und Grenzen vereinfachter Modelle.</w:t>
+      </w:r>
+    </w:p>
+    <w:p>
+      <w:pPr>
+        <w:numPr>
+          <w:ilvl w:val="0"/>
+          <w:numId w:val="1010"/>
+        </w:numPr>
+        <w:pStyle w:val="Compact"/>
+      </w:pPr>
+      <w:r>
+        <w:t xml:space="preserve">Mehrere erklärungsbedürftige Begriffe werden in Lehrerhinweisen möglichst durch eigene Absätze getrennt.</w:t>
+      </w:r>
+    </w:p>
+    <w:p>
+      <w:pPr>
+        <w:numPr>
+          <w:ilvl w:val="0"/>
+          <w:numId w:val="1010"/>
+        </w:numPr>
+        <w:pStyle w:val="Compact"/>
+      </w:pPr>
+      <w:r>
+        <w:t xml:space="preserve">Schülerwissen und fachliche Vertiefung werden unterschieden.</w:t>
+      </w:r>
+    </w:p>
+    <w:p>
+      <w:pPr>
+        <w:numPr>
+          <w:ilvl w:val="0"/>
+          <w:numId w:val="1010"/>
+        </w:numPr>
+        <w:pStyle w:val="Compact"/>
+      </w:pPr>
+      <w:r>
+        <w:t xml:space="preserve">Produkt- und Werkzeugnamen bleiben austauschbare Beispiele.</w:t>
+      </w:r>
+    </w:p>
+    <w:p>
+      <w:pPr>
+        <w:numPr>
+          <w:ilvl w:val="0"/>
+          <w:numId w:val="1010"/>
+        </w:numPr>
+        <w:pStyle w:val="Compact"/>
+      </w:pPr>
+      <w:r>
+        <w:t xml:space="preserve">Sicherheitsinhalte werden defensiv, verantwortungsorientiert und nur im Rahmen autorisierter Nutzung vermittelt.</w:t>
+      </w:r>
+    </w:p>
+    <w:p>
+      <w:pPr>
+        <w:numPr>
+          <w:ilvl w:val="0"/>
+          <w:numId w:val="1010"/>
+        </w:numPr>
+        <w:pStyle w:val="Compact"/>
+      </w:pPr>
+      <w:r>
+        <w:t xml:space="preserve">KI-generierte Inhalte, Aussagen und Codes werden nicht ungeprüft übernommen.</w:t>
+      </w:r>
+    </w:p>
+    <w:bookmarkStart w:id="41" w:name="terminologie"/>
+    <w:p>
+      <w:pPr>
+        <w:pStyle w:val="Heading3"/>
+      </w:pPr>
+      <w:r>
+        <w:t xml:space="preserve">Terminologie</w:t>
+      </w:r>
+    </w:p>
+    <w:p>
+      <w:pPr>
+        <w:pStyle w:val="FirstParagraph"/>
+      </w:pPr>
+      <w:r>
+        <w:t xml:space="preserve">Für neue bzw. überarbeitete Materialien wird bevorzugt</w:t>
+      </w:r>
+      <w:r>
+        <w:t xml:space="preserve"> </w:t>
+      </w:r>
+      <w:r>
+        <w:rPr>
+          <w:bCs/>
+          <w:b/>
+        </w:rPr>
+        <w:t xml:space="preserve">Authentisierung</w:t>
+      </w:r>
+      <w:r>
+        <w:t xml:space="preserve"> </w:t>
+      </w:r>
+      <w:r>
+        <w:t xml:space="preserve">für den Nachweis einer Identität oder Berechtigung verwendet und</w:t>
+      </w:r>
+      <w:r>
+        <w:t xml:space="preserve"> </w:t>
+      </w:r>
+      <w:r>
+        <w:rPr>
+          <w:bCs/>
+          <w:b/>
+        </w:rPr>
+        <w:t xml:space="preserve">Autorisierung</w:t>
+      </w:r>
+      <w:r>
+        <w:t xml:space="preserve"> </w:t>
+      </w:r>
+      <w:r>
+        <w:t xml:space="preserve">für die Entscheidung über zulässige Aktionen. Der im allgemeinen Sprachgebrauch ebenfalls verbreitete Begriff</w:t>
+      </w:r>
+      <w:r>
+        <w:t xml:space="preserve"> </w:t>
+      </w:r>
+      <w:r>
+        <w:rPr>
+          <w:bCs/>
+          <w:b/>
+        </w:rPr>
+        <w:t xml:space="preserve">Authentifizierung</w:t>
+      </w:r>
+      <w:r>
+        <w:t xml:space="preserve"> </w:t>
+      </w:r>
+      <w:r>
+        <w:t xml:space="preserve">kann in älteren Materialien oder Präsentationen vorkommen und ist kein inhaltlicher Widerspruch.</w:t>
+      </w:r>
+    </w:p>
+    <w:p>
+      <w:pPr>
+        <w:pStyle w:val="BodyText"/>
+      </w:pPr>
+      <w:r>
+        <w:t xml:space="preserve">Bereits finalisierte PowerPoint-Dateien werden für rein terminologische Vereinheitlichungen nicht erneut verändert, sofern daraus kein fachlicher Fehler entsteht.</w:t>
+      </w:r>
+    </w:p>
+    <w:bookmarkEnd w:id="41"/>
+    <w:bookmarkEnd w:id="42"/>
+    <w:bookmarkStart w:id="43" w:name="Xe25caf6663effd143b8e65147d28433ed80345a"/>
+    <w:p>
+      <w:pPr>
+        <w:pStyle w:val="Heading2"/>
+      </w:pPr>
+      <w:r>
+        <w:t xml:space="preserve">Querverweise und sinnvolle Wiederaufnahme</w:t>
+      </w:r>
+    </w:p>
+    <w:p>
+      <w:pPr>
+        <w:pStyle w:val="FirstParagraph"/>
+      </w:pPr>
+      <w:r>
+        <w:t xml:space="preserve">Themen werden zwischen den Bereichen bewusst wieder aufgenommen, aber aus unterschiedlicher Perspektive:</w:t>
+      </w:r>
+    </w:p>
+    <w:p>
+      <w:pPr>
+        <w:numPr>
+          <w:ilvl w:val="0"/>
+          <w:numId w:val="1011"/>
+        </w:numPr>
+        <w:pStyle w:val="Compact"/>
+      </w:pPr>
+      <w:r>
+        <w:t xml:space="preserve">Datenschutz und Rechte aus 03 werden im Projekt 02 praktisch angewendet.</w:t>
+      </w:r>
+    </w:p>
+    <w:p>
+      <w:pPr>
+        <w:numPr>
+          <w:ilvl w:val="0"/>
+          <w:numId w:val="1011"/>
+        </w:numPr>
+        <w:pStyle w:val="Compact"/>
+      </w:pPr>
+      <w:r>
+        <w:t xml:space="preserve">App-Berechtigungen werden in 03 aus Datenschutzsicht und in 04 aus Betriebssystem-/Techniksicht behandelt.</w:t>
+      </w:r>
+    </w:p>
+    <w:p>
+      <w:pPr>
+        <w:numPr>
+          <w:ilvl w:val="0"/>
+          <w:numId w:val="1011"/>
+        </w:numPr>
+        <w:pStyle w:val="Compact"/>
+      </w:pPr>
+      <w:r>
+        <w:t xml:space="preserve">Backup und Cloud aus 01 werden in 04 auf mobile Geräte übertragen.</w:t>
+      </w:r>
+    </w:p>
+    <w:p>
+      <w:pPr>
+        <w:numPr>
+          <w:ilvl w:val="0"/>
+          <w:numId w:val="1011"/>
+        </w:numPr>
+        <w:pStyle w:val="Compact"/>
+      </w:pPr>
+      <w:r>
+        <w:t xml:space="preserve">RGB/CMYK sowie Bildauflösung aus 02 werden in 05 technisch vertieft.</w:t>
+      </w:r>
+    </w:p>
+    <w:p>
+      <w:pPr>
+        <w:numPr>
+          <w:ilvl w:val="0"/>
+          <w:numId w:val="1011"/>
+        </w:numPr>
+        <w:pStyle w:val="Compact"/>
+      </w:pPr>
+      <w:r>
+        <w:t xml:space="preserve">KI erscheint in mehreren Bereichen jeweils mit passendem Kontext: Softwareentwicklung, Datenschutz, Projektarbeit und Computergrafik.</w:t>
+      </w:r>
+    </w:p>
+    <w:p>
+      <w:pPr>
+        <w:pStyle w:val="FirstParagraph"/>
+      </w:pPr>
+      <w:r>
+        <w:t xml:space="preserve">Diese Überschneidungen sind didaktisch gewollte Wiederaufnahme und keine inhaltliche Doppelung ohne Mehrwert.</w:t>
+      </w:r>
+    </w:p>
+    <w:bookmarkEnd w:id="43"/>
+    <w:bookmarkStart w:id="44" w:name="strukturprüfung"/>
+    <w:p>
+      <w:pPr>
+        <w:pStyle w:val="Heading2"/>
+      </w:pPr>
+      <w:r>
+        <w:t xml:space="preserve">Strukturprüfung</w:t>
+      </w:r>
+    </w:p>
+    <w:p>
+      <w:pPr>
+        <w:pStyle w:val="FirstParagraph"/>
+      </w:pPr>
+      <w:r>
+        <w:t xml:space="preserve">Für alle fünf Unterrichtsbereiche sind Arbeitsheft bzw. Lernaufgaben, Lehrerhinweise, Material, Lösungen und Präsentationsquellen vorhanden. Quellenhinweise sind vorhanden. Die Präsentations-Markdowns liegen unter</w:t>
+      </w:r>
+      <w:r>
+        <w:t xml:space="preserve"> </w:t>
+      </w:r>
+      <w:r>
+        <w:rPr>
+          <w:rStyle w:val="VerbatimChar"/>
+        </w:rPr>
+        <w:t xml:space="preserve">05_Praesentationen/md/</w:t>
+      </w:r>
+      <w:r>
+        <w:t xml:space="preserve">; fertige</w:t>
+      </w:r>
+      <w:r>
+        <w:t xml:space="preserve"> </w:t>
+      </w:r>
+      <w:r>
+        <w:rPr>
+          <w:rStyle w:val="VerbatimChar"/>
+        </w:rPr>
+        <w:t xml:space="preserve">.pptx</w:t>
+      </w:r>
+      <w:r>
+        <w:t xml:space="preserve"> </w:t>
+      </w:r>
+      <w:r>
+        <w:t xml:space="preserve">werden direkt in</w:t>
+      </w:r>
+      <w:r>
+        <w:t xml:space="preserve"> </w:t>
+      </w:r>
+      <w:r>
+        <w:rPr>
+          <w:rStyle w:val="VerbatimChar"/>
+        </w:rPr>
+        <w:t xml:space="preserve">05_Praesentationen/</w:t>
+      </w:r>
+      <w:r>
+        <w:t xml:space="preserve"> </w:t>
+      </w:r>
+      <w:r>
+        <w:t xml:space="preserve">abgelegt.</w:t>
+      </w:r>
+    </w:p>
+    <w:p>
+      <w:pPr>
+        <w:pStyle w:val="BodyText"/>
+      </w:pPr>
+      <w:r>
+        <w:t xml:space="preserve">Die Pflichtbereiche 01 und 02 enthalten zusätzlich schriftliche Lernkontrollen. Für Wahlbereiche sind eigene Lernkontrollen optional und nicht Voraussetzung für strukturelle Vollständigkeit.</w:t>
+      </w:r>
+    </w:p>
+    <w:p>
+      <w:pPr>
+        <w:pStyle w:val="BodyText"/>
+      </w:pPr>
+      <w:r>
+        <w:t xml:space="preserve">Die PowerPoint-Dateien für 01 bis 05 wurden erstellt und im Arbeitsbranch abgelegt. Nachträgliche rein redaktionelle Vereinheitlichungen der Markdown-Quellen erfordern keine Neuerstellung bereits geprüfter PowerPoints.</w:t>
       </w:r>
     </w:p>
     <w:bookmarkEnd w:id="44"/>
-    <w:bookmarkStart w:id="45" w:name="ergebnis"/>
+    <w:bookmarkStart w:id="45" w:name="noch-offen-vor-abschluss-klasse-10"/>
     <w:p>
       <w:pPr>
         <w:pStyle w:val="Heading2"/>
       </w:pPr>
       <w:r>
+        <w:t xml:space="preserve">Noch offen vor Abschluss Klasse 10</w:t>
+      </w:r>
+    </w:p>
+    <w:p>
+      <w:pPr>
+        <w:numPr>
+          <w:ilvl w:val="0"/>
+          <w:numId w:val="1012"/>
+        </w:numPr>
+        <w:pStyle w:val="Compact"/>
+      </w:pPr>
+      <w:r>
+        <w:t xml:space="preserve">vollständigen Build des Branches bzw. nach dem Merge prüfen</w:t>
+      </w:r>
+    </w:p>
+    <w:p>
+      <w:pPr>
+        <w:numPr>
+          <w:ilvl w:val="0"/>
+          <w:numId w:val="1012"/>
+        </w:numPr>
+        <w:pStyle w:val="Compact"/>
+      </w:pPr>
+      <w:r>
+        <w:t xml:space="preserve">abschließende Dateinamen- und Linkprüfung im generierten Build durchführen</w:t>
+      </w:r>
+    </w:p>
+    <w:p>
+      <w:pPr>
+        <w:numPr>
+          <w:ilvl w:val="0"/>
+          <w:numId w:val="1012"/>
+        </w:numPr>
+        <w:pStyle w:val="Compact"/>
+      </w:pPr>
+      <w:r>
+        <w:t xml:space="preserve">nach erfolgreichem Build den Branch nach</w:t>
+      </w:r>
+      <w:r>
+        <w:t xml:space="preserve"> </w:t>
+      </w:r>
+      <w:r>
+        <w:rPr>
+          <w:rStyle w:val="VerbatimChar"/>
+        </w:rPr>
+        <w:t xml:space="preserve">main</w:t>
+      </w:r>
+      <w:r>
+        <w:t xml:space="preserve"> </w:t>
+      </w:r>
+      <w:r>
+        <w:t xml:space="preserve">mergen bzw. den Merge abschließen</w:t>
+      </w:r>
+    </w:p>
+    <w:bookmarkEnd w:id="45"/>
+    <w:bookmarkStart w:id="46" w:name="leistungsbewertung-1"/>
+    <w:p>
+      <w:pPr>
+        <w:pStyle w:val="Heading2"/>
+      </w:pPr>
+      <w:r>
+        <w:t xml:space="preserve">Leistungsbewertung</w:t>
+      </w:r>
+    </w:p>
+    <w:p>
+      <w:pPr>
+        <w:pStyle w:val="FirstParagraph"/>
+      </w:pPr>
+      <w:r>
+        <w:t xml:space="preserve">Vier schriftliche Leistungskontrollen stellen zwei planbare schriftliche Noten pro Halbjahr bereit. Sie sind thematisch den verbindlichen Lerninhalten zugeordnet.</w:t>
+      </w:r>
+    </w:p>
+    <w:p>
+      <w:pPr>
+        <w:pStyle w:val="BodyText"/>
+      </w:pPr>
+      <w:r>
+        <w:t xml:space="preserve">Das komplexe Informatikprojekt kann zusätzlich prozess- und produktorientiert bewertet werden. Dabei sollten Gruppenleistung und individuelle Verantwortungsübernahme nachvollziehbar voneinander unterschieden werden.</w:t>
+      </w:r>
+    </w:p>
+    <w:bookmarkEnd w:id="46"/>
+    <w:bookmarkStart w:id="47" w:name="ergebnis"/>
+    <w:p>
+      <w:pPr>
+        <w:pStyle w:val="Heading2"/>
+      </w:pPr>
+      <w:r>
         <w:t xml:space="preserve">Ergebnis</w:t>
       </w:r>
     </w:p>
@@ -1293,11 +2296,31 @@
         <w:pStyle w:val="FirstParagraph"/>
       </w:pPr>
       <w:r>
-        <w:t xml:space="preserve">Klasse 10 ist inhaltlich und strukturell bis auf die noch zu erzeugenden und zu prüfenden PowerPoint-Dateien vollständig vorbereitet. Nach deren Erstellung und Build-Prüfung kann die Klassenstufe als abgeschlossen bewertet werden.</w:t>
-      </w:r>
-    </w:p>
-    <w:bookmarkEnd w:id="45"/>
-    <w:bookmarkEnd w:id="46"/>
+        <w:rPr>
+          <w:bCs/>
+          <w:b/>
+        </w:rPr>
+        <w:t xml:space="preserve">Klasse 10 ist fachlich und strukturell vollständig ausgearbeitet.</w:t>
+      </w:r>
+    </w:p>
+    <w:p>
+      <w:pPr>
+        <w:pStyle w:val="BodyText"/>
+      </w:pPr>
+      <w:r>
+        <w:t xml:space="preserve">Die fünf Bereiche 01 bis 05 besitzen Präsentationsquellen und fertige PowerPoint-Dateien. Die Pflichtbereiche decken die Lehrplananforderungen ab; die Wahlbereiche wurden fachlich erweitert und mit Lehrerhinweisen ergänzt.</w:t>
+      </w:r>
+    </w:p>
+    <w:p>
+      <w:pPr>
+        <w:pStyle w:val="BodyText"/>
+      </w:pPr>
+      <w:r>
+        <w:t xml:space="preserve">Vor dem endgültigen Abschluss bleibt nur noch die technische Gesamtprüfung des Builds sowie die abschließende Prüfung der generierten Links und Dateinamen.</w:t>
+      </w:r>
+    </w:p>
+    <w:bookmarkEnd w:id="47"/>
+    <w:bookmarkEnd w:id="48"/>
     <w:sectPr>
       <w:headerReference r:id="rId9" w:type="default"/>
       <w:footerReference r:id="rId11" w:type="default"/>
@@ -1328,7 +2351,7 @@
       <w:rPr>
         <w:sz w:val="16"/>
       </w:rPr>
-      <w:t>Unterrichtsmaterial Oberschule Sachsen · Version v0.4.0-530-gbb43ae4-dirty · Build 20.08.2026</w:t>
+      <w:t>Unterrichtsmaterial Oberschule Sachsen · Version v0.4.0-534-gc09a6c6-dirty · Build 20.08.2026</w:t>
     </w:r>
   </w:p>
 </w:ftr>
@@ -1878,6 +2901,18 @@
     <w:abstractNumId w:val="991"/>
   </w:num>
   <w:num w:numId="1008">
+    <w:abstractNumId w:val="991"/>
+  </w:num>
+  <w:num w:numId="1009">
+    <w:abstractNumId w:val="991"/>
+  </w:num>
+  <w:num w:numId="1010">
+    <w:abstractNumId w:val="991"/>
+  </w:num>
+  <w:num w:numId="1011">
+    <w:abstractNumId w:val="991"/>
+  </w:num>
+  <w:num w:numId="1012">
     <w:abstractNumId w:val="991"/>
   </w:num>
 </w:numbering>
